--- a/briefings/线口监测午报-2026-10-28.docx
+++ b/briefings/线口监测午报-2026-10-28.docx
@@ -22,7 +22,7 @@
           <w:color w:val="888888"/>
           <w:sz w:val="18"/>
         </w:rPr>
-        <w:t>监测窗口:近48小时 | 生成时间:2026-10-28 13:47</w:t>
+        <w:t>监测窗口:近48小时 | 生成时间:2026-10-28 14:52</w:t>
       </w:r>
     </w:p>
     <w:p>
@@ -70,6 +70,57 @@
           <w:color w:val="888888"/>
           <w:sz w:val="24"/>
         </w:rPr>
+        <w:t>Anthropic 上市文件披露多平台算力布局，英伟达定价权或承压</w:t>
+      </w:r>
+    </w:p>
+    <w:p>
+      <w:r>
+        <w:rPr>
+          <w:rFonts w:ascii="Times New Roman" w:hAnsi="Times New Roman" w:eastAsia="宋体"/>
+          <w:color w:val="888888"/>
+          <w:sz w:val="18"/>
+        </w:rPr>
+        <w:t>来源:IT之家 | 时间:10-28 14:35</w:t>
+      </w:r>
+    </w:p>
+    <w:p>
+      <w:r>
+        <w:rPr>
+          <w:rFonts w:ascii="Times New Roman" w:hAnsi="Times New Roman" w:eastAsia="宋体"/>
+          <w:sz w:val="18"/>
+        </w:rPr>
+        <w:t>链接:</w:t>
+      </w:r>
+      <w:hyperlink r:id="rId9">
+        <w:r>
+          <w:rPr>
+            <w:color w:val="0563C1"/>
+            <w:u w:val="single"/>
+          </w:rPr>
+          <w:t>Anthropic 上市文件披露多平台算力布局，英伟达定价权或承压</w:t>
+        </w:r>
+      </w:hyperlink>
+    </w:p>
+    <w:p>
+      <w:pPr>
+        <w:pStyle w:val="Heading3"/>
+      </w:pPr>
+      <w:r>
+        <w:rPr>
+          <w:rFonts w:ascii="Times New Roman" w:hAnsi="Times New Roman" w:eastAsia="黑体"/>
+          <w:b w:val="0"/>
+          <w:color w:val="888888"/>
+          <w:sz w:val="24"/>
+        </w:rPr>
+        <w:t>【C级·参考】</w:t>
+      </w:r>
+      <w:r>
+        <w:rPr>
+          <w:rFonts w:ascii="Times New Roman" w:hAnsi="Times New Roman" w:eastAsia="黑体"/>
+          <w:b w:val="0"/>
+          <w:color w:val="888888"/>
+          <w:sz w:val="24"/>
+        </w:rPr>
         <w:t>奥斯卡定调：AI 只是工具，人类才是主角</w:t>
       </w:r>
     </w:p>
@@ -91,7 +142,7 @@
         </w:rPr>
         <w:t>链接:</w:t>
       </w:r>
-      <w:hyperlink r:id="rId9">
+      <w:hyperlink r:id="rId10">
         <w:r>
           <w:rPr>
             <w:color w:val="0563C1"/>
@@ -142,7 +193,7 @@
         </w:rPr>
         <w:t>链接:</w:t>
       </w:r>
-      <w:hyperlink r:id="rId10">
+      <w:hyperlink r:id="rId11">
         <w:r>
           <w:rPr>
             <w:color w:val="0563C1"/>
@@ -193,7 +244,7 @@
         </w:rPr>
         <w:t>链接:</w:t>
       </w:r>
-      <w:hyperlink r:id="rId11">
+      <w:hyperlink r:id="rId12">
         <w:r>
           <w:rPr>
             <w:color w:val="0563C1"/>
@@ -244,7 +295,7 @@
         </w:rPr>
         <w:t>链接:</w:t>
       </w:r>
-      <w:hyperlink r:id="rId12">
+      <w:hyperlink r:id="rId13">
         <w:r>
           <w:rPr>
             <w:color w:val="0563C1"/>
@@ -295,7 +346,7 @@
         </w:rPr>
         <w:t>链接:</w:t>
       </w:r>
-      <w:hyperlink r:id="rId13">
+      <w:hyperlink r:id="rId14">
         <w:r>
           <w:rPr>
             <w:color w:val="0563C1"/>
@@ -346,7 +397,7 @@
         </w:rPr>
         <w:t>链接:</w:t>
       </w:r>
-      <w:hyperlink r:id="rId14">
+      <w:hyperlink r:id="rId15">
         <w:r>
           <w:rPr>
             <w:color w:val="0563C1"/>
@@ -397,7 +448,7 @@
         </w:rPr>
         <w:t>链接:</w:t>
       </w:r>
-      <w:hyperlink r:id="rId15">
+      <w:hyperlink r:id="rId16">
         <w:r>
           <w:rPr>
             <w:color w:val="0563C1"/>
@@ -448,7 +499,7 @@
         </w:rPr>
         <w:t>链接:</w:t>
       </w:r>
-      <w:hyperlink r:id="rId16">
+      <w:hyperlink r:id="rId17">
         <w:r>
           <w:rPr>
             <w:color w:val="0563C1"/>
@@ -499,7 +550,7 @@
         </w:rPr>
         <w:t>链接:</w:t>
       </w:r>
-      <w:hyperlink r:id="rId17">
+      <w:hyperlink r:id="rId18">
         <w:r>
           <w:rPr>
             <w:color w:val="0563C1"/>
@@ -550,7 +601,7 @@
         </w:rPr>
         <w:t>链接:</w:t>
       </w:r>
-      <w:hyperlink r:id="rId18">
+      <w:hyperlink r:id="rId19">
         <w:r>
           <w:rPr>
             <w:color w:val="0563C1"/>
@@ -580,7 +631,7 @@
           <w:color w:val="888888"/>
           <w:sz w:val="24"/>
         </w:rPr>
-        <w:t>OpenAI 公示 GPT-6.1 Terra 安全测试：整体风险下降，破坏性行为上升</w:t>
+        <w:t>互动影游《三体：审判前夜》明年发售，超300分钟动画全部AI制作！</w:t>
       </w:r>
     </w:p>
     <w:p>
@@ -590,58 +641,7 @@
           <w:color w:val="888888"/>
           <w:sz w:val="18"/>
         </w:rPr>
-        <w:t>来源:IT之家 | 时间:10-28 10:01</w:t>
-      </w:r>
-    </w:p>
-    <w:p>
-      <w:r>
-        <w:rPr>
-          <w:rFonts w:ascii="Times New Roman" w:hAnsi="Times New Roman" w:eastAsia="宋体"/>
-          <w:sz w:val="18"/>
-        </w:rPr>
-        <w:t>链接:</w:t>
-      </w:r>
-      <w:hyperlink r:id="rId19">
-        <w:r>
-          <w:rPr>
-            <w:color w:val="0563C1"/>
-            <w:u w:val="single"/>
-          </w:rPr>
-          <w:t>OpenAI 公示 GPT-6.1 Terra 安全测试：整体风险下降，破坏性行为上升</w:t>
-        </w:r>
-      </w:hyperlink>
-    </w:p>
-    <w:p>
-      <w:pPr>
-        <w:pStyle w:val="Heading3"/>
-      </w:pPr>
-      <w:r>
-        <w:rPr>
-          <w:rFonts w:ascii="Times New Roman" w:hAnsi="Times New Roman" w:eastAsia="黑体"/>
-          <w:b w:val="0"/>
-          <w:color w:val="888888"/>
-          <w:sz w:val="24"/>
-        </w:rPr>
-        <w:t>【C级·参考】</w:t>
-      </w:r>
-      <w:r>
-        <w:rPr>
-          <w:rFonts w:ascii="Times New Roman" w:hAnsi="Times New Roman" w:eastAsia="黑体"/>
-          <w:b w:val="0"/>
-          <w:color w:val="888888"/>
-          <w:sz w:val="24"/>
-        </w:rPr>
-        <w:t>消息称 OpenAI 计划正式导入谷歌 TPU：已在招募领导模型适配优化的工程师</w:t>
-      </w:r>
-    </w:p>
-    <w:p>
-      <w:r>
-        <w:rPr>
-          <w:rFonts w:ascii="Times New Roman" w:hAnsi="Times New Roman" w:eastAsia="宋体"/>
-          <w:color w:val="888888"/>
-          <w:sz w:val="18"/>
-        </w:rPr>
-        <w:t>来源:IT之家 | 时间:10-28 09:59</w:t>
+        <w:t>来源:GameLook | 时间:10-28 10:06</w:t>
       </w:r>
     </w:p>
     <w:p>
@@ -658,160 +658,7 @@
             <w:color w:val="0563C1"/>
             <w:u w:val="single"/>
           </w:rPr>
-          <w:t>消息称 OpenAI 计划正式导入谷歌 TPU：已在招募领导模型适配优化的工程师</w:t>
-        </w:r>
-      </w:hyperlink>
-    </w:p>
-    <w:p>
-      <w:pPr>
-        <w:pStyle w:val="Heading3"/>
-      </w:pPr>
-      <w:r>
-        <w:rPr>
-          <w:rFonts w:ascii="Times New Roman" w:hAnsi="Times New Roman" w:eastAsia="黑体"/>
-          <w:b w:val="0"/>
-          <w:color w:val="888888"/>
-          <w:sz w:val="24"/>
-        </w:rPr>
-        <w:t>【C级·参考】</w:t>
-      </w:r>
-      <w:r>
-        <w:rPr>
-          <w:rFonts w:ascii="Times New Roman" w:hAnsi="Times New Roman" w:eastAsia="黑体"/>
-          <w:b w:val="0"/>
-          <w:color w:val="888888"/>
-          <w:sz w:val="24"/>
-        </w:rPr>
-        <w:t>菲尔兹奖得主博尔彻兹取消计分家庭作业：AI 作弊泛滥，仅线下考试可行</w:t>
-      </w:r>
-    </w:p>
-    <w:p>
-      <w:r>
-        <w:rPr>
-          <w:rFonts w:ascii="Times New Roman" w:hAnsi="Times New Roman" w:eastAsia="宋体"/>
-          <w:color w:val="888888"/>
-          <w:sz w:val="18"/>
-        </w:rPr>
-        <w:t>来源:IT之家 | 时间:10-28 09:49</w:t>
-      </w:r>
-    </w:p>
-    <w:p>
-      <w:r>
-        <w:rPr>
-          <w:rFonts w:ascii="Times New Roman" w:hAnsi="Times New Roman" w:eastAsia="宋体"/>
-          <w:sz w:val="18"/>
-        </w:rPr>
-        <w:t>链接:</w:t>
-      </w:r>
-      <w:hyperlink r:id="rId21">
-        <w:r>
-          <w:rPr>
-            <w:color w:val="0563C1"/>
-            <w:u w:val="single"/>
-          </w:rPr>
-          <w:t>菲尔兹奖得主博尔彻兹取消计分家庭作业：AI 作弊泛滥，仅线下考试可行</w:t>
-        </w:r>
-      </w:hyperlink>
-    </w:p>
-    <w:p>
-      <w:pPr>
-        <w:pStyle w:val="Heading3"/>
-      </w:pPr>
-      <w:r>
-        <w:rPr>
-          <w:rFonts w:ascii="Times New Roman" w:hAnsi="Times New Roman" w:eastAsia="黑体"/>
-          <w:b w:val="0"/>
-          <w:color w:val="888888"/>
-          <w:sz w:val="24"/>
-        </w:rPr>
-        <w:t>【C级·参考】</w:t>
-      </w:r>
-      <w:r>
-        <w:rPr>
-          <w:rFonts w:ascii="Times New Roman" w:hAnsi="Times New Roman" w:eastAsia="黑体"/>
-          <w:b w:val="0"/>
-          <w:color w:val="888888"/>
-          <w:sz w:val="24"/>
-        </w:rPr>
-        <w:t>支持大部分地区：苹果 AirPods Pro 3 京东国补后 1163 元近期好价</w:t>
-      </w:r>
-    </w:p>
-    <w:p>
-      <w:r>
-        <w:rPr>
-          <w:rFonts w:ascii="Times New Roman" w:hAnsi="Times New Roman" w:eastAsia="宋体"/>
-          <w:color w:val="888888"/>
-          <w:sz w:val="18"/>
-        </w:rPr>
-        <w:t>来源:IT之家 | 时间:10-28 09:29</w:t>
-      </w:r>
-    </w:p>
-    <w:p>
-      <w:r>
-        <w:rPr>
-          <w:rFonts w:ascii="Times New Roman" w:hAnsi="Times New Roman" w:eastAsia="宋体"/>
-          <w:sz w:val="18"/>
-        </w:rPr>
-        <w:t>链接:</w:t>
-      </w:r>
-      <w:hyperlink r:id="rId22">
-        <w:r>
-          <w:rPr>
-            <w:color w:val="0563C1"/>
-            <w:u w:val="single"/>
-          </w:rPr>
-          <w:t>支持大部分地区：苹果 AirPods Pro 3 京东国补后 1163 元近期好价</w:t>
-        </w:r>
-      </w:hyperlink>
-    </w:p>
-    <w:p>
-      <w:pPr>
-        <w:pStyle w:val="Heading3"/>
-      </w:pPr>
-      <w:r>
-        <w:rPr>
-          <w:rFonts w:ascii="Times New Roman" w:hAnsi="Times New Roman" w:eastAsia="黑体"/>
-          <w:b w:val="0"/>
-          <w:color w:val="888888"/>
-          <w:sz w:val="24"/>
-        </w:rPr>
-        <w:t>【C级·参考】</w:t>
-      </w:r>
-      <w:r>
-        <w:rPr>
-          <w:rFonts w:ascii="Times New Roman" w:hAnsi="Times New Roman" w:eastAsia="黑体"/>
-          <w:b w:val="0"/>
-          <w:color w:val="888888"/>
-          <w:sz w:val="24"/>
-        </w:rPr>
-        <w:t>Oracle 打造多样化 AI 算力组合，引入 SambaNova SN50 RDU</w:t>
-      </w:r>
-    </w:p>
-    <w:p>
-      <w:r>
-        <w:rPr>
-          <w:rFonts w:ascii="Times New Roman" w:hAnsi="Times New Roman" w:eastAsia="宋体"/>
-          <w:color w:val="888888"/>
-          <w:sz w:val="18"/>
-        </w:rPr>
-        <w:t>来源:IT之家 | 时间:10-28 09:25</w:t>
-      </w:r>
-    </w:p>
-    <w:p>
-      <w:r>
-        <w:rPr>
-          <w:rFonts w:ascii="Times New Roman" w:hAnsi="Times New Roman" w:eastAsia="宋体"/>
-          <w:sz w:val="18"/>
-        </w:rPr>
-        <w:t>链接:</w:t>
-      </w:r>
-      <w:hyperlink r:id="rId23">
-        <w:r>
-          <w:rPr>
-            <w:color w:val="0563C1"/>
-            <w:u w:val="single"/>
-          </w:rPr>
-          <w:t>Oracle 打造多样化 AI 算力组合，引入 SambaNova SN50 RDU</w:t>
+          <w:t>互动影游《三体：审判前夜》明年发售，超300分钟动画全部AI制作！</w:t>
         </w:r>
       </w:hyperlink>
     </w:p>
@@ -845,7 +692,7 @@
           <w:color w:val="888888"/>
           <w:sz w:val="18"/>
         </w:rPr>
-        <w:t>来源:Bing新闻 | 时间:10-28 06:48</w:t>
+        <w:t>来源:Bing新闻 | 时间:10-28 07:52</w:t>
       </w:r>
     </w:p>
     <w:p>
@@ -856,13 +703,64 @@
         </w:rPr>
         <w:t>链接:</w:t>
       </w:r>
-      <w:hyperlink r:id="rId24">
+      <w:hyperlink r:id="rId21">
         <w:r>
           <w:rPr>
             <w:color w:val="0563C1"/>
             <w:u w:val="single"/>
           </w:rPr>
           <w:t>乐奇Rokid发布三款新品：用AI眼镜+戒指诠释行业“iPhone时刻”</w:t>
+        </w:r>
+      </w:hyperlink>
+    </w:p>
+    <w:p>
+      <w:pPr>
+        <w:pStyle w:val="Heading3"/>
+      </w:pPr>
+      <w:r>
+        <w:rPr>
+          <w:rFonts w:ascii="Times New Roman" w:hAnsi="Times New Roman" w:eastAsia="黑体"/>
+          <w:b w:val="0"/>
+          <w:color w:val="888888"/>
+          <w:sz w:val="24"/>
+        </w:rPr>
+        <w:t>【C级·参考】</w:t>
+      </w:r>
+      <w:r>
+        <w:rPr>
+          <w:rFonts w:ascii="Times New Roman" w:hAnsi="Times New Roman" w:eastAsia="黑体"/>
+          <w:b w:val="0"/>
+          <w:color w:val="888888"/>
+          <w:sz w:val="24"/>
+        </w:rPr>
+        <w:t>谷歌发布新一代世界模型Genie 4，加强物理AI技术布局</w:t>
+      </w:r>
+    </w:p>
+    <w:p>
+      <w:r>
+        <w:rPr>
+          <w:rFonts w:ascii="Times New Roman" w:hAnsi="Times New Roman" w:eastAsia="宋体"/>
+          <w:color w:val="888888"/>
+          <w:sz w:val="18"/>
+        </w:rPr>
+        <w:t>来源:Bing新闻 | 时间:10-28 04:31</w:t>
+      </w:r>
+    </w:p>
+    <w:p>
+      <w:r>
+        <w:rPr>
+          <w:rFonts w:ascii="Times New Roman" w:hAnsi="Times New Roman" w:eastAsia="宋体"/>
+          <w:sz w:val="18"/>
+        </w:rPr>
+        <w:t>链接:</w:t>
+      </w:r>
+      <w:hyperlink r:id="rId22">
+        <w:r>
+          <w:rPr>
+            <w:color w:val="0563C1"/>
+            <w:u w:val="single"/>
+          </w:rPr>
+          <w:t>谷歌发布新一代世界模型Genie 4，加强物理AI技术布局</w:t>
         </w:r>
       </w:hyperlink>
     </w:p>
@@ -907,7 +805,7 @@
         </w:rPr>
         <w:t>链接:</w:t>
       </w:r>
-      <w:hyperlink r:id="rId25">
+      <w:hyperlink r:id="rId23">
         <w:r>
           <w:rPr>
             <w:color w:val="0563C1"/>
@@ -958,7 +856,7 @@
         </w:rPr>
         <w:t>链接:</w:t>
       </w:r>
-      <w:hyperlink r:id="rId26">
+      <w:hyperlink r:id="rId24">
         <w:r>
           <w:rPr>
             <w:color w:val="0563C1"/>
@@ -1009,7 +907,7 @@
         </w:rPr>
         <w:t>链接:</w:t>
       </w:r>
-      <w:hyperlink r:id="rId27">
+      <w:hyperlink r:id="rId25">
         <w:r>
           <w:rPr>
             <w:color w:val="0563C1"/>
@@ -1039,7 +937,7 @@
           <w:color w:val="888888"/>
           <w:sz w:val="24"/>
         </w:rPr>
-        <w:t>下一波果然是大的 DeepSeek V5大模型已现身官方代码库</w:t>
+        <w:t>打响指能拍照，眼镜里刷短视频！Rokid发布AI全彩眼镜</w:t>
       </w:r>
     </w:p>
     <w:p>
@@ -1049,7 +947,7 @@
           <w:color w:val="888888"/>
           <w:sz w:val="18"/>
         </w:rPr>
-        <w:t>来源:Bing新闻 | 时间:10-28 00:18</w:t>
+        <w:t>来源:Bing新闻 | 时间:10-28 01:00</w:t>
       </w:r>
     </w:p>
     <w:p>
@@ -1060,15 +958,27 @@
         </w:rPr>
         <w:t>链接:</w:t>
       </w:r>
-      <w:hyperlink r:id="rId28">
+      <w:hyperlink r:id="rId26">
         <w:r>
           <w:rPr>
             <w:color w:val="0563C1"/>
             <w:u w:val="single"/>
           </w:rPr>
-          <w:t>下一波果然是大的 DeepSeek V5大模型已现身官方代码库</w:t>
+          <w:t>打响指能拍照，眼镜里刷短视频！Rokid发布AI全彩眼镜</w:t>
         </w:r>
       </w:hyperlink>
+    </w:p>
+    <w:p>
+      <w:pPr>
+        <w:pStyle w:val="Heading2"/>
+      </w:pPr>
+      <w:r>
+        <w:rPr>
+          <w:rFonts w:ascii="Times New Roman" w:hAnsi="Times New Roman" w:eastAsia="黑体"/>
+          <w:sz w:val="28"/>
+        </w:rPr>
+        <w:t>机器人/AI硬件</w:t>
+      </w:r>
     </w:p>
     <w:p>
       <w:pPr>
@@ -1090,7 +1000,7 @@
           <w:color w:val="888888"/>
           <w:sz w:val="24"/>
         </w:rPr>
-        <w:t>AI眼镜圈的重头戏来了！杭州企业乐奇推出全彩显示眼镜</w:t>
+        <w:t>每秒走 0.4 个体长，步行型生物机器人速度纪录被刷新</w:t>
       </w:r>
     </w:p>
     <w:p>
@@ -1100,7 +1010,7 @@
           <w:color w:val="888888"/>
           <w:sz w:val="18"/>
         </w:rPr>
-        <w:t>来源:Bing新闻 | 时间:10-27 22:21</w:t>
+        <w:t>来源:IT之家 | 时间:10-28 14:30</w:t>
       </w:r>
     </w:p>
     <w:p>
@@ -1111,129 +1021,15 @@
         </w:rPr>
         <w:t>链接:</w:t>
       </w:r>
-      <w:hyperlink r:id="rId29">
+      <w:hyperlink r:id="rId27">
         <w:r>
           <w:rPr>
             <w:color w:val="0563C1"/>
             <w:u w:val="single"/>
           </w:rPr>
-          <w:t>AI眼镜圈的重头戏来了！杭州企业乐奇推出全彩显示眼镜</w:t>
+          <w:t>每秒走 0.4 个体长，步行型生物机器人速度纪录被刷新</w:t>
         </w:r>
       </w:hyperlink>
-    </w:p>
-    <w:p>
-      <w:pPr>
-        <w:pStyle w:val="Heading3"/>
-      </w:pPr>
-      <w:r>
-        <w:rPr>
-          <w:rFonts w:ascii="Times New Roman" w:hAnsi="Times New Roman" w:eastAsia="黑体"/>
-          <w:b w:val="0"/>
-          <w:color w:val="888888"/>
-          <w:sz w:val="24"/>
-        </w:rPr>
-        <w:t>【C级·参考】</w:t>
-      </w:r>
-      <w:r>
-        <w:rPr>
-          <w:rFonts w:ascii="Times New Roman" w:hAnsi="Times New Roman" w:eastAsia="黑体"/>
-          <w:b w:val="0"/>
-          <w:color w:val="888888"/>
-          <w:sz w:val="24"/>
-        </w:rPr>
-        <w:t>Brilliant Labs 推出售价 399 美元的 Halo AI 眼镜，具备记忆功能与自适应游戏体验</w:t>
-      </w:r>
-    </w:p>
-    <w:p>
-      <w:r>
-        <w:rPr>
-          <w:rFonts w:ascii="Times New Roman" w:hAnsi="Times New Roman" w:eastAsia="宋体"/>
-          <w:color w:val="888888"/>
-          <w:sz w:val="18"/>
-        </w:rPr>
-        <w:t>来源:Bing新闻 | 时间:10-27 21:24</w:t>
-      </w:r>
-    </w:p>
-    <w:p>
-      <w:r>
-        <w:rPr>
-          <w:rFonts w:ascii="Times New Roman" w:hAnsi="Times New Roman" w:eastAsia="宋体"/>
-          <w:sz w:val="18"/>
-        </w:rPr>
-        <w:t>链接:</w:t>
-      </w:r>
-      <w:hyperlink r:id="rId30">
-        <w:r>
-          <w:rPr>
-            <w:color w:val="0563C1"/>
-            <w:u w:val="single"/>
-          </w:rPr>
-          <w:t>Brilliant Labs 推出售价 399 美元的 Halo AI 眼镜，具备记忆功能与自适应游戏体验</w:t>
-        </w:r>
-      </w:hyperlink>
-    </w:p>
-    <w:p>
-      <w:pPr>
-        <w:pStyle w:val="Heading3"/>
-      </w:pPr>
-      <w:r>
-        <w:rPr>
-          <w:rFonts w:ascii="Times New Roman" w:hAnsi="Times New Roman" w:eastAsia="黑体"/>
-          <w:b w:val="0"/>
-          <w:color w:val="888888"/>
-          <w:sz w:val="24"/>
-        </w:rPr>
-        <w:t>【C级·参考】</w:t>
-      </w:r>
-      <w:r>
-        <w:rPr>
-          <w:rFonts w:ascii="Times New Roman" w:hAnsi="Times New Roman" w:eastAsia="黑体"/>
-          <w:b w:val="0"/>
-          <w:color w:val="888888"/>
-          <w:sz w:val="24"/>
-        </w:rPr>
-        <w:t>乐奇Rokid发布全彩AI眼镜Rokid Color与交互戒指Rokid Ring</w:t>
-      </w:r>
-    </w:p>
-    <w:p>
-      <w:r>
-        <w:rPr>
-          <w:rFonts w:ascii="Times New Roman" w:hAnsi="Times New Roman" w:eastAsia="宋体"/>
-          <w:color w:val="888888"/>
-          <w:sz w:val="18"/>
-        </w:rPr>
-        <w:t>来源:Bing新闻 | 时间:10-27 20:59</w:t>
-      </w:r>
-    </w:p>
-    <w:p>
-      <w:r>
-        <w:rPr>
-          <w:rFonts w:ascii="Times New Roman" w:hAnsi="Times New Roman" w:eastAsia="宋体"/>
-          <w:sz w:val="18"/>
-        </w:rPr>
-        <w:t>链接:</w:t>
-      </w:r>
-      <w:hyperlink r:id="rId31">
-        <w:r>
-          <w:rPr>
-            <w:color w:val="0563C1"/>
-            <w:u w:val="single"/>
-          </w:rPr>
-          <w:t>乐奇Rokid发布全彩AI眼镜Rokid Color与交互戒指Rokid Ring</w:t>
-        </w:r>
-      </w:hyperlink>
-    </w:p>
-    <w:p>
-      <w:pPr>
-        <w:pStyle w:val="Heading2"/>
-      </w:pPr>
-      <w:r>
-        <w:rPr>
-          <w:rFonts w:ascii="Times New Roman" w:hAnsi="Times New Roman" w:eastAsia="黑体"/>
-          <w:sz w:val="28"/>
-        </w:rPr>
-        <w:t>机器人/AI硬件</w:t>
-      </w:r>
     </w:p>
     <w:p>
       <w:pPr>
@@ -1276,115 +1072,13 @@
         </w:rPr>
         <w:t>链接:</w:t>
       </w:r>
-      <w:hyperlink r:id="rId32">
+      <w:hyperlink r:id="rId28">
         <w:r>
           <w:rPr>
             <w:color w:val="0563C1"/>
             <w:u w:val="single"/>
           </w:rPr>
           <w:t>小鹏集团副总裁顾捷：IRON 机器人固态电池已小批量量产</w:t>
-        </w:r>
-      </w:hyperlink>
-    </w:p>
-    <w:p>
-      <w:pPr>
-        <w:pStyle w:val="Heading3"/>
-      </w:pPr>
-      <w:r>
-        <w:rPr>
-          <w:rFonts w:ascii="Times New Roman" w:hAnsi="Times New Roman" w:eastAsia="黑体"/>
-          <w:b w:val="0"/>
-          <w:color w:val="888888"/>
-          <w:sz w:val="24"/>
-        </w:rPr>
-        <w:t>【C级·参考】</w:t>
-      </w:r>
-      <w:r>
-        <w:rPr>
-          <w:rFonts w:ascii="Times New Roman" w:hAnsi="Times New Roman" w:eastAsia="黑体"/>
-          <w:b w:val="0"/>
-          <w:color w:val="888888"/>
-          <w:sz w:val="24"/>
-        </w:rPr>
-        <w:t>马斯克坚定看好内存需求，称机器人所需内存将超过其他任何领域</w:t>
-      </w:r>
-    </w:p>
-    <w:p>
-      <w:r>
-        <w:rPr>
-          <w:rFonts w:ascii="Times New Roman" w:hAnsi="Times New Roman" w:eastAsia="宋体"/>
-          <w:color w:val="888888"/>
-          <w:sz w:val="18"/>
-        </w:rPr>
-        <w:t>来源:IT之家 | 时间:10-28 09:38</w:t>
-      </w:r>
-    </w:p>
-    <w:p>
-      <w:r>
-        <w:rPr>
-          <w:rFonts w:ascii="Times New Roman" w:hAnsi="Times New Roman" w:eastAsia="宋体"/>
-          <w:sz w:val="18"/>
-        </w:rPr>
-        <w:t>链接:</w:t>
-      </w:r>
-      <w:hyperlink r:id="rId33">
-        <w:r>
-          <w:rPr>
-            <w:color w:val="0563C1"/>
-            <w:u w:val="single"/>
-          </w:rPr>
-          <w:t>马斯克坚定看好内存需求，称机器人所需内存将超过其他任何领域</w:t>
-        </w:r>
-      </w:hyperlink>
-    </w:p>
-    <w:p>
-      <w:pPr>
-        <w:pStyle w:val="Heading3"/>
-      </w:pPr>
-      <w:r>
-        <w:rPr>
-          <w:rFonts w:ascii="Times New Roman" w:hAnsi="Times New Roman" w:eastAsia="黑体"/>
-          <w:b w:val="0"/>
-          <w:color w:val="888888"/>
-          <w:sz w:val="24"/>
-        </w:rPr>
-        <w:t>【C级·参考】</w:t>
-      </w:r>
-      <w:r>
-        <w:rPr>
-          <w:rFonts w:ascii="Times New Roman" w:hAnsi="Times New Roman" w:eastAsia="黑体"/>
-          <w:b w:val="0"/>
-          <w:color w:val="888888"/>
-          <w:sz w:val="24"/>
-        </w:rPr>
-        <w:t>特斯拉计划用 Optimus 人形机器人给 Robotaxi 插拔充电枪，终极目标是无线充电</w:t>
-      </w:r>
-    </w:p>
-    <w:p>
-      <w:r>
-        <w:rPr>
-          <w:rFonts w:ascii="Times New Roman" w:hAnsi="Times New Roman" w:eastAsia="宋体"/>
-          <w:color w:val="888888"/>
-          <w:sz w:val="18"/>
-        </w:rPr>
-        <w:t>来源:IT之家 | 时间:10-28 09:21</w:t>
-      </w:r>
-    </w:p>
-    <w:p>
-      <w:r>
-        <w:rPr>
-          <w:rFonts w:ascii="Times New Roman" w:hAnsi="Times New Roman" w:eastAsia="宋体"/>
-          <w:sz w:val="18"/>
-        </w:rPr>
-        <w:t>链接:</w:t>
-      </w:r>
-      <w:hyperlink r:id="rId34">
-        <w:r>
-          <w:rPr>
-            <w:color w:val="0563C1"/>
-            <w:u w:val="single"/>
-          </w:rPr>
-          <w:t>特斯拉计划用 Optimus 人形机器人给 Robotaxi 插拔充电枪，终极目标是无线充电</w:t>
         </w:r>
       </w:hyperlink>
     </w:p>
@@ -1441,7 +1135,7 @@
         </w:rPr>
         <w:t>链接:</w:t>
       </w:r>
-      <w:hyperlink r:id="rId35">
+      <w:hyperlink r:id="rId29">
         <w:r>
           <w:rPr>
             <w:color w:val="0563C1"/>
@@ -1500,6 +1194,57 @@
           <w:color w:val="888888"/>
           <w:sz w:val="24"/>
         </w:rPr>
+        <w:t>《天国：拯救》系列游戏开发方 Warhorse Studios 遭遇网络攻击</w:t>
+      </w:r>
+    </w:p>
+    <w:p>
+      <w:r>
+        <w:rPr>
+          <w:rFonts w:ascii="Times New Roman" w:hAnsi="Times New Roman" w:eastAsia="宋体"/>
+          <w:color w:val="888888"/>
+          <w:sz w:val="18"/>
+        </w:rPr>
+        <w:t>来源:IT之家 | 时间:10-28 14:44</w:t>
+      </w:r>
+    </w:p>
+    <w:p>
+      <w:r>
+        <w:rPr>
+          <w:rFonts w:ascii="Times New Roman" w:hAnsi="Times New Roman" w:eastAsia="宋体"/>
+          <w:sz w:val="18"/>
+        </w:rPr>
+        <w:t>链接:</w:t>
+      </w:r>
+      <w:hyperlink r:id="rId30">
+        <w:r>
+          <w:rPr>
+            <w:color w:val="0563C1"/>
+            <w:u w:val="single"/>
+          </w:rPr>
+          <w:t>《天国：拯救》系列游戏开发方 Warhorse Studios 遭遇网络攻击</w:t>
+        </w:r>
+      </w:hyperlink>
+    </w:p>
+    <w:p>
+      <w:pPr>
+        <w:pStyle w:val="Heading3"/>
+      </w:pPr>
+      <w:r>
+        <w:rPr>
+          <w:rFonts w:ascii="Times New Roman" w:hAnsi="Times New Roman" w:eastAsia="黑体"/>
+          <w:b w:val="0"/>
+          <w:color w:val="888888"/>
+          <w:sz w:val="24"/>
+        </w:rPr>
+        <w:t>【C级·参考】</w:t>
+      </w:r>
+      <w:r>
+        <w:rPr>
+          <w:rFonts w:ascii="Times New Roman" w:hAnsi="Times New Roman" w:eastAsia="黑体"/>
+          <w:b w:val="0"/>
+          <w:color w:val="888888"/>
+          <w:sz w:val="24"/>
+        </w:rPr>
         <w:t>腾讯 WorkBuddy 手机远程控制电脑功能上线，实时显示屏幕内容</w:t>
       </w:r>
     </w:p>
@@ -1521,7 +1266,7 @@
         </w:rPr>
         <w:t>链接:</w:t>
       </w:r>
-      <w:hyperlink r:id="rId36">
+      <w:hyperlink r:id="rId31">
         <w:r>
           <w:rPr>
             <w:color w:val="0563C1"/>
@@ -1572,7 +1317,7 @@
         </w:rPr>
         <w:t>链接:</w:t>
       </w:r>
-      <w:hyperlink r:id="rId37">
+      <w:hyperlink r:id="rId32">
         <w:r>
           <w:rPr>
             <w:color w:val="0563C1"/>
@@ -1623,13 +1368,268 @@
         </w:rPr>
         <w:t>链接:</w:t>
       </w:r>
+      <w:hyperlink r:id="rId33">
+        <w:r>
+          <w:rPr>
+            <w:color w:val="0563C1"/>
+            <w:u w:val="single"/>
+          </w:rPr>
+          <w:t>因非法获取并破解《崩坏：星穹铁道》测试版本内容，泄密人员被判赔偿米哈游 100 万元</w:t>
+        </w:r>
+      </w:hyperlink>
+    </w:p>
+    <w:p>
+      <w:pPr>
+        <w:pStyle w:val="Heading3"/>
+      </w:pPr>
+      <w:r>
+        <w:rPr>
+          <w:rFonts w:ascii="Times New Roman" w:hAnsi="Times New Roman" w:eastAsia="黑体"/>
+          <w:b w:val="0"/>
+          <w:color w:val="888888"/>
+          <w:sz w:val="24"/>
+        </w:rPr>
+        <w:t>【C级·参考】</w:t>
+      </w:r>
+      <w:r>
+        <w:rPr>
+          <w:rFonts w:ascii="Times New Roman" w:hAnsi="Times New Roman" w:eastAsia="黑体"/>
+          <w:b w:val="0"/>
+          <w:color w:val="888888"/>
+          <w:sz w:val="24"/>
+        </w:rPr>
+        <w:t>2亿下载的《宝可梦大集结》官宣全球停运，腾讯与任天堂合作正在“换道”？</w:t>
+      </w:r>
+    </w:p>
+    <w:p>
+      <w:r>
+        <w:rPr>
+          <w:rFonts w:ascii="Times New Roman" w:hAnsi="Times New Roman" w:eastAsia="宋体"/>
+          <w:color w:val="888888"/>
+          <w:sz w:val="18"/>
+        </w:rPr>
+        <w:t>来源:GameLook | 时间:10-28 12:07</w:t>
+      </w:r>
+    </w:p>
+    <w:p>
+      <w:r>
+        <w:rPr>
+          <w:rFonts w:ascii="Times New Roman" w:hAnsi="Times New Roman" w:eastAsia="宋体"/>
+          <w:sz w:val="18"/>
+        </w:rPr>
+        <w:t>链接:</w:t>
+      </w:r>
+      <w:hyperlink r:id="rId34">
+        <w:r>
+          <w:rPr>
+            <w:color w:val="0563C1"/>
+            <w:u w:val="single"/>
+          </w:rPr>
+          <w:t>2亿下载的《宝可梦大集结》官宣全球停运，腾讯与任天堂合作正在“换道”？</w:t>
+        </w:r>
+      </w:hyperlink>
+    </w:p>
+    <w:p>
+      <w:pPr>
+        <w:pStyle w:val="Heading3"/>
+      </w:pPr>
+      <w:r>
+        <w:rPr>
+          <w:rFonts w:ascii="Times New Roman" w:hAnsi="Times New Roman" w:eastAsia="黑体"/>
+          <w:b w:val="0"/>
+          <w:color w:val="888888"/>
+          <w:sz w:val="24"/>
+        </w:rPr>
+        <w:t>【C级·参考】</w:t>
+      </w:r>
+      <w:r>
+        <w:rPr>
+          <w:rFonts w:ascii="Times New Roman" w:hAnsi="Times New Roman" w:eastAsia="黑体"/>
+          <w:b w:val="0"/>
+          <w:color w:val="888888"/>
+          <w:sz w:val="24"/>
+        </w:rPr>
+        <w:t>“不想给TGA年度游戏就直说”！《影之刃零》M站媒体评分88，比《悟空》高7分</w:t>
+      </w:r>
+    </w:p>
+    <w:p>
+      <w:r>
+        <w:rPr>
+          <w:rFonts w:ascii="Times New Roman" w:hAnsi="Times New Roman" w:eastAsia="宋体"/>
+          <w:color w:val="888888"/>
+          <w:sz w:val="18"/>
+        </w:rPr>
+        <w:t>来源:GameLook | 时间:10-28 09:59</w:t>
+      </w:r>
+    </w:p>
+    <w:p>
+      <w:r>
+        <w:rPr>
+          <w:rFonts w:ascii="Times New Roman" w:hAnsi="Times New Roman" w:eastAsia="宋体"/>
+          <w:sz w:val="18"/>
+        </w:rPr>
+        <w:t>链接:</w:t>
+      </w:r>
+      <w:hyperlink r:id="rId35">
+        <w:r>
+          <w:rPr>
+            <w:color w:val="0563C1"/>
+            <w:u w:val="single"/>
+          </w:rPr>
+          <w:t>“不想给TGA年度游戏就直说”！《影之刃零》M站媒体评分88，比《悟空》高7分</w:t>
+        </w:r>
+      </w:hyperlink>
+    </w:p>
+    <w:p>
+      <w:pPr>
+        <w:pStyle w:val="Heading3"/>
+      </w:pPr>
+      <w:r>
+        <w:rPr>
+          <w:rFonts w:ascii="Times New Roman" w:hAnsi="Times New Roman" w:eastAsia="黑体"/>
+          <w:b w:val="0"/>
+          <w:color w:val="888888"/>
+          <w:sz w:val="24"/>
+        </w:rPr>
+        <w:t>【C级·参考】</w:t>
+      </w:r>
+      <w:r>
+        <w:rPr>
+          <w:rFonts w:ascii="Times New Roman" w:hAnsi="Times New Roman" w:eastAsia="黑体"/>
+          <w:b w:val="0"/>
+          <w:color w:val="888888"/>
+          <w:sz w:val="24"/>
+        </w:rPr>
+        <w:t>西山居的小游戏成了？《剑网1》微信畅销榜第12，新游《工匠小能手》第19</w:t>
+      </w:r>
+    </w:p>
+    <w:p>
+      <w:r>
+        <w:rPr>
+          <w:rFonts w:ascii="Times New Roman" w:hAnsi="Times New Roman" w:eastAsia="宋体"/>
+          <w:color w:val="888888"/>
+          <w:sz w:val="18"/>
+        </w:rPr>
+        <w:t>来源:GameLook | 时间:10-28 09:51</w:t>
+      </w:r>
+    </w:p>
+    <w:p>
+      <w:r>
+        <w:rPr>
+          <w:rFonts w:ascii="Times New Roman" w:hAnsi="Times New Roman" w:eastAsia="宋体"/>
+          <w:sz w:val="18"/>
+        </w:rPr>
+        <w:t>链接:</w:t>
+      </w:r>
+      <w:hyperlink r:id="rId36">
+        <w:r>
+          <w:rPr>
+            <w:color w:val="0563C1"/>
+            <w:u w:val="single"/>
+          </w:rPr>
+          <w:t>西山居的小游戏成了？《剑网1》微信畅销榜第12，新游《工匠小能手》第19</w:t>
+        </w:r>
+      </w:hyperlink>
+    </w:p>
+    <w:p>
+      <w:pPr>
+        <w:pStyle w:val="Heading3"/>
+      </w:pPr>
+      <w:r>
+        <w:rPr>
+          <w:rFonts w:ascii="Times New Roman" w:hAnsi="Times New Roman" w:eastAsia="黑体"/>
+          <w:b w:val="0"/>
+          <w:color w:val="888888"/>
+          <w:sz w:val="24"/>
+        </w:rPr>
+        <w:t>【C级·参考】</w:t>
+      </w:r>
+      <w:r>
+        <w:rPr>
+          <w:rFonts w:ascii="Times New Roman" w:hAnsi="Times New Roman" w:eastAsia="黑体"/>
+          <w:b w:val="0"/>
+          <w:color w:val="888888"/>
+          <w:sz w:val="24"/>
+        </w:rPr>
+        <w:t>2026胡润百富榜：张一鸣夺冠，马化腾第4、丁磊第8，米哈游三巨头身价大涨60%</w:t>
+      </w:r>
+    </w:p>
+    <w:p>
+      <w:r>
+        <w:rPr>
+          <w:rFonts w:ascii="Times New Roman" w:hAnsi="Times New Roman" w:eastAsia="宋体"/>
+          <w:color w:val="888888"/>
+          <w:sz w:val="18"/>
+        </w:rPr>
+        <w:t>来源:GameLook | 时间:10-28 09:44</w:t>
+      </w:r>
+    </w:p>
+    <w:p>
+      <w:r>
+        <w:rPr>
+          <w:rFonts w:ascii="Times New Roman" w:hAnsi="Times New Roman" w:eastAsia="宋体"/>
+          <w:sz w:val="18"/>
+        </w:rPr>
+        <w:t>链接:</w:t>
+      </w:r>
+      <w:hyperlink r:id="rId37">
+        <w:r>
+          <w:rPr>
+            <w:color w:val="0563C1"/>
+            <w:u w:val="single"/>
+          </w:rPr>
+          <w:t>2026胡润百富榜：张一鸣夺冠，马化腾第4、丁磊第8，米哈游三巨头身价大涨60%</w:t>
+        </w:r>
+      </w:hyperlink>
+    </w:p>
+    <w:p>
+      <w:pPr>
+        <w:pStyle w:val="Heading3"/>
+      </w:pPr>
+      <w:r>
+        <w:rPr>
+          <w:rFonts w:ascii="Times New Roman" w:hAnsi="Times New Roman" w:eastAsia="黑体"/>
+          <w:b w:val="0"/>
+          <w:color w:val="888888"/>
+          <w:sz w:val="24"/>
+        </w:rPr>
+        <w:t>【C级·参考】</w:t>
+      </w:r>
+      <w:r>
+        <w:rPr>
+          <w:rFonts w:ascii="Times New Roman" w:hAnsi="Times New Roman" w:eastAsia="黑体"/>
+          <w:b w:val="0"/>
+          <w:color w:val="888888"/>
+          <w:sz w:val="24"/>
+        </w:rPr>
+        <w:t>Epic好伤，开发者吐槽：“游戏全平台卖了2万份、EGS商店5天才卖1份！”</w:t>
+      </w:r>
+    </w:p>
+    <w:p>
+      <w:r>
+        <w:rPr>
+          <w:rFonts w:ascii="Times New Roman" w:hAnsi="Times New Roman" w:eastAsia="宋体"/>
+          <w:color w:val="888888"/>
+          <w:sz w:val="18"/>
+        </w:rPr>
+        <w:t>来源:GameLook | 时间:10-28 09:30</w:t>
+      </w:r>
+    </w:p>
+    <w:p>
+      <w:r>
+        <w:rPr>
+          <w:rFonts w:ascii="Times New Roman" w:hAnsi="Times New Roman" w:eastAsia="宋体"/>
+          <w:sz w:val="18"/>
+        </w:rPr>
+        <w:t>链接:</w:t>
+      </w:r>
       <w:hyperlink r:id="rId38">
         <w:r>
           <w:rPr>
             <w:color w:val="0563C1"/>
             <w:u w:val="single"/>
           </w:rPr>
-          <w:t>因非法获取并破解《崩坏：星穹铁道》测试版本内容，泄密人员被判赔偿米哈游 100 万元</w:t>
+          <w:t>Epic好伤，开发者吐槽：“游戏全平台卖了2万份、EGS商店5天才卖1份！”</w:t>
         </w:r>
       </w:hyperlink>
     </w:p>
@@ -1676,7 +1676,7 @@
           <w:rFonts w:ascii="Times New Roman" w:hAnsi="Times New Roman" w:eastAsia="宋体"/>
           <w:sz w:val="18"/>
         </w:rPr>
-        <w:t>IT之家(60)、HackerNews(6)、Bing新闻(14)</w:t>
+        <w:t>IT之家(60)、GameLook(17)、HackerNews(5)、Bing新闻(15)</w:t>
       </w:r>
     </w:p>
     <w:p>
@@ -1693,7 +1693,7 @@
           <w:rFonts w:ascii="Times New Roman" w:hAnsi="Times New Roman" w:eastAsia="宋体"/>
           <w:sz w:val="18"/>
         </w:rPr>
-        <w:t>36氪(no entries)、GameLook(HTTP 502)</w:t>
+        <w:t>36氪(no entries)</w:t>
       </w:r>
     </w:p>
     <w:p>

--- a/briefings/线口监测午报-2026-10-28.docx
+++ b/briefings/线口监测午报-2026-10-28.docx
@@ -22,7 +22,7 @@
           <w:color w:val="888888"/>
           <w:sz w:val="18"/>
         </w:rPr>
-        <w:t>监测窗口:近48小时 | 生成时间:2026-10-28 14:52</w:t>
+        <w:t>监测窗口:近48小时 | 生成时间:2026-10-28 21:57</w:t>
       </w:r>
     </w:p>
     <w:p>
@@ -70,7 +70,7 @@
           <w:color w:val="888888"/>
           <w:sz w:val="24"/>
         </w:rPr>
-        <w:t>Anthropic 上市文件披露多平台算力布局，英伟达定价权或承压</w:t>
+        <w:t>菲尔兹奖得主邓煜提醒：人类不能放弃自主思考给 AI 当狗</w:t>
       </w:r>
     </w:p>
     <w:p>
@@ -80,7 +80,7 @@
           <w:color w:val="888888"/>
           <w:sz w:val="18"/>
         </w:rPr>
-        <w:t>来源:IT之家 | 时间:10-28 14:35</w:t>
+        <w:t>来源:IT之家 | 时间:10-28 19:26</w:t>
       </w:r>
     </w:p>
     <w:p>
@@ -97,7 +97,7 @@
             <w:color w:val="0563C1"/>
             <w:u w:val="single"/>
           </w:rPr>
-          <w:t>Anthropic 上市文件披露多平台算力布局，英伟达定价权或承压</w:t>
+          <w:t>菲尔兹奖得主邓煜提醒：人类不能放弃自主思考给 AI 当狗</w:t>
         </w:r>
       </w:hyperlink>
     </w:p>
@@ -121,7 +121,7 @@
           <w:color w:val="888888"/>
           <w:sz w:val="24"/>
         </w:rPr>
-        <w:t>奥斯卡定调：AI 只是工具，人类才是主角</w:t>
+        <w:t>美国银行警告客户：切勿将网银密码交给 AI 助手</w:t>
       </w:r>
     </w:p>
     <w:p>
@@ -131,7 +131,7 @@
           <w:color w:val="888888"/>
           <w:sz w:val="18"/>
         </w:rPr>
-        <w:t>来源:IT之家 | 时间:10-28 13:41</w:t>
+        <w:t>来源:IT之家 | 时间:10-28 18:51</w:t>
       </w:r>
     </w:p>
     <w:p>
@@ -148,7 +148,7 @@
             <w:color w:val="0563C1"/>
             <w:u w:val="single"/>
           </w:rPr>
-          <w:t>奥斯卡定调：AI 只是工具，人类才是主角</w:t>
+          <w:t>美国银行警告客户：切勿将网银密码交给 AI 助手</w:t>
         </w:r>
       </w:hyperlink>
     </w:p>
@@ -172,7 +172,7 @@
           <w:color w:val="888888"/>
           <w:sz w:val="24"/>
         </w:rPr>
-        <w:t>前英特尔 CEO 基辛格押注新 AI 内存：Z2RAM 拟绕开 EUV 光刻，4 年内送样</w:t>
+        <w:t>Liquid AI 发布 LFM3 模型家族，首批多款均基于 LFM3-1.7B-Base</w:t>
       </w:r>
     </w:p>
     <w:p>
@@ -182,7 +182,7 @@
           <w:color w:val="888888"/>
           <w:sz w:val="18"/>
         </w:rPr>
-        <w:t>来源:IT之家 | 时间:10-28 13:07</w:t>
+        <w:t>来源:IT之家 | 时间:10-28 17:49</w:t>
       </w:r>
     </w:p>
     <w:p>
@@ -199,7 +199,7 @@
             <w:color w:val="0563C1"/>
             <w:u w:val="single"/>
           </w:rPr>
-          <w:t>前英特尔 CEO 基辛格押注新 AI 内存：Z2RAM 拟绕开 EUV 光刻，4 年内送样</w:t>
+          <w:t>Liquid AI 发布 LFM3 模型家族，首批多款均基于 LFM3-1.7B-Base</w:t>
         </w:r>
       </w:hyperlink>
     </w:p>
@@ -223,7 +223,7 @@
           <w:color w:val="888888"/>
           <w:sz w:val="24"/>
         </w:rPr>
-        <w:t>总靠 AI 干活，你的专业能力可能正在悄悄退化</w:t>
+        <w:t>苹果诉 OpenAI 案新进展：法官允许苹果扩大取证范围</w:t>
       </w:r>
     </w:p>
     <w:p>
@@ -233,7 +233,7 @@
           <w:color w:val="888888"/>
           <w:sz w:val="18"/>
         </w:rPr>
-        <w:t>来源:IT之家 | 时间:10-28 12:10</w:t>
+        <w:t>来源:IT之家 | 时间:10-28 17:36</w:t>
       </w:r>
     </w:p>
     <w:p>
@@ -250,7 +250,7 @@
             <w:color w:val="0563C1"/>
             <w:u w:val="single"/>
           </w:rPr>
-          <w:t>总靠 AI 干活，你的专业能力可能正在悄悄退化</w:t>
+          <w:t>苹果诉 OpenAI 案新进展：法官允许苹果扩大取证范围</w:t>
         </w:r>
       </w:hyperlink>
     </w:p>
@@ -274,7 +274,7 @@
           <w:color w:val="888888"/>
           <w:sz w:val="24"/>
         </w:rPr>
-        <w:t>“编程面试已死”：Anthropic 称 AI 时代编程题已无法筛选程序员</w:t>
+        <w:t>央视实测 AI 可复原被打码的二维码，专家给出防破解技巧</w:t>
       </w:r>
     </w:p>
     <w:p>
@@ -284,7 +284,7 @@
           <w:color w:val="888888"/>
           <w:sz w:val="18"/>
         </w:rPr>
-        <w:t>来源:IT之家 | 时间:10-28 12:10</w:t>
+        <w:t>来源:IT之家 | 时间:10-28 17:18</w:t>
       </w:r>
     </w:p>
     <w:p>
@@ -301,7 +301,7 @@
             <w:color w:val="0563C1"/>
             <w:u w:val="single"/>
           </w:rPr>
-          <w:t>“编程面试已死”：Anthropic 称 AI 时代编程题已无法筛选程序员</w:t>
+          <w:t>央视实测 AI 可复原被打码的二维码，专家给出防破解技巧</w:t>
         </w:r>
       </w:hyperlink>
     </w:p>
@@ -325,7 +325,7 @@
           <w:color w:val="888888"/>
           <w:sz w:val="24"/>
         </w:rPr>
-        <w:t>美国总统特朗普称将在相关文件中“正式禁用”AI 人工智能一词，改称为“SI 超级智能”</w:t>
+        <w:t>抖音整治 AI 恶意营销号，近一月处置违规账号 50.7 万个</w:t>
       </w:r>
     </w:p>
     <w:p>
@@ -335,7 +335,7 @@
           <w:color w:val="888888"/>
           <w:sz w:val="18"/>
         </w:rPr>
-        <w:t>来源:IT之家 | 时间:10-28 11:28</w:t>
+        <w:t>来源:IT之家 | 时间:10-28 17:06</w:t>
       </w:r>
     </w:p>
     <w:p>
@@ -352,7 +352,7 @@
             <w:color w:val="0563C1"/>
             <w:u w:val="single"/>
           </w:rPr>
-          <w:t>美国总统特朗普称将在相关文件中“正式禁用”AI 人工智能一词，改称为“SI 超级智能”</w:t>
+          <w:t>抖音整治 AI 恶意营销号，近一月处置违规账号 50.7 万个</w:t>
         </w:r>
       </w:hyperlink>
     </w:p>
@@ -376,7 +376,7 @@
           <w:color w:val="888888"/>
           <w:sz w:val="24"/>
         </w:rPr>
-        <w:t>OpenAI 宣布三项重大科学突破，科研界却不满其成果发布方式</w:t>
+        <w:t>ASIC 设计企业智原收获 AI 芯片开案：三星 2nm，3D 堆叠 DRAM</w:t>
       </w:r>
     </w:p>
     <w:p>
@@ -386,7 +386,7 @@
           <w:color w:val="888888"/>
           <w:sz w:val="18"/>
         </w:rPr>
-        <w:t>来源:IT之家 | 时间:10-28 11:27</w:t>
+        <w:t>来源:IT之家 | 时间:10-28 17:01</w:t>
       </w:r>
     </w:p>
     <w:p>
@@ -403,7 +403,7 @@
             <w:color w:val="0563C1"/>
             <w:u w:val="single"/>
           </w:rPr>
-          <w:t>OpenAI 宣布三项重大科学突破，科研界却不满其成果发布方式</w:t>
+          <w:t>ASIC 设计企业智原收获 AI 芯片开案：三星 2nm，3D 堆叠 DRAM</w:t>
         </w:r>
       </w:hyperlink>
     </w:p>
@@ -427,7 +427,7 @@
           <w:color w:val="888888"/>
           <w:sz w:val="24"/>
         </w:rPr>
-        <w:t>酷冷至尊龙影二代 Pro 处理器 AIO 液冷散热器上市：360 规格，999 元</w:t>
+        <w:t>下一波果然是大的 DeepSeek V5大模型已现身官方代码库</w:t>
       </w:r>
     </w:p>
     <w:p>
@@ -437,7 +437,7 @@
           <w:color w:val="888888"/>
           <w:sz w:val="18"/>
         </w:rPr>
-        <w:t>来源:IT之家 | 时间:10-28 11:24</w:t>
+        <w:t>来源:Bing新闻 | 时间:10-28 14:18</w:t>
       </w:r>
     </w:p>
     <w:p>
@@ -454,7 +454,7 @@
             <w:color w:val="0563C1"/>
             <w:u w:val="single"/>
           </w:rPr>
-          <w:t>酷冷至尊龙影二代 Pro 处理器 AIO 液冷散热器上市：360 规格，999 元</w:t>
+          <w:t>下一波果然是大的 DeepSeek V5大模型已现身官方代码库</w:t>
         </w:r>
       </w:hyperlink>
     </w:p>
@@ -478,7 +478,7 @@
           <w:color w:val="888888"/>
           <w:sz w:val="24"/>
         </w:rPr>
-        <w:t>AI 推高元器件成本，消息称惠普、华硕、宏碁将部分 PC 产能迁回中国</w:t>
+        <w:t>乐奇Rokid首发全彩显示，AI眼镜迎来“初代iPhone”时刻</w:t>
       </w:r>
     </w:p>
     <w:p>
@@ -488,7 +488,7 @@
           <w:color w:val="888888"/>
           <w:sz w:val="18"/>
         </w:rPr>
-        <w:t>来源:IT之家 | 时间:10-28 11:04</w:t>
+        <w:t>来源:Bing新闻 | 时间:10-28 12:51</w:t>
       </w:r>
     </w:p>
     <w:p>
@@ -505,160 +505,7 @@
             <w:color w:val="0563C1"/>
             <w:u w:val="single"/>
           </w:rPr>
-          <w:t>AI 推高元器件成本，消息称惠普、华硕、宏碁将部分 PC 产能迁回中国</w:t>
-        </w:r>
-      </w:hyperlink>
-    </w:p>
-    <w:p>
-      <w:pPr>
-        <w:pStyle w:val="Heading3"/>
-      </w:pPr>
-      <w:r>
-        <w:rPr>
-          <w:rFonts w:ascii="Times New Roman" w:hAnsi="Times New Roman" w:eastAsia="黑体"/>
-          <w:b w:val="0"/>
-          <w:color w:val="888888"/>
-          <w:sz w:val="24"/>
-        </w:rPr>
-        <w:t>【C级·参考】</w:t>
-      </w:r>
-      <w:r>
-        <w:rPr>
-          <w:rFonts w:ascii="Times New Roman" w:hAnsi="Times New Roman" w:eastAsia="黑体"/>
-          <w:b w:val="0"/>
-          <w:color w:val="888888"/>
-          <w:sz w:val="24"/>
-        </w:rPr>
-        <w:t>亚马逊：在 AI 时代考核一名工程师，应看业务价值而非 AI 使用量</w:t>
-      </w:r>
-    </w:p>
-    <w:p>
-      <w:r>
-        <w:rPr>
-          <w:rFonts w:ascii="Times New Roman" w:hAnsi="Times New Roman" w:eastAsia="宋体"/>
-          <w:color w:val="888888"/>
-          <w:sz w:val="18"/>
-        </w:rPr>
-        <w:t>来源:IT之家 | 时间:10-28 10:44</w:t>
-      </w:r>
-    </w:p>
-    <w:p>
-      <w:r>
-        <w:rPr>
-          <w:rFonts w:ascii="Times New Roman" w:hAnsi="Times New Roman" w:eastAsia="宋体"/>
-          <w:sz w:val="18"/>
-        </w:rPr>
-        <w:t>链接:</w:t>
-      </w:r>
-      <w:hyperlink r:id="rId18">
-        <w:r>
-          <w:rPr>
-            <w:color w:val="0563C1"/>
-            <w:u w:val="single"/>
-          </w:rPr>
-          <w:t>亚马逊：在 AI 时代考核一名工程师，应看业务价值而非 AI 使用量</w:t>
-        </w:r>
-      </w:hyperlink>
-    </w:p>
-    <w:p>
-      <w:pPr>
-        <w:pStyle w:val="Heading3"/>
-      </w:pPr>
-      <w:r>
-        <w:rPr>
-          <w:rFonts w:ascii="Times New Roman" w:hAnsi="Times New Roman" w:eastAsia="黑体"/>
-          <w:b w:val="0"/>
-          <w:color w:val="888888"/>
-          <w:sz w:val="24"/>
-        </w:rPr>
-        <w:t>【C级·参考】</w:t>
-      </w:r>
-      <w:r>
-        <w:rPr>
-          <w:rFonts w:ascii="Times New Roman" w:hAnsi="Times New Roman" w:eastAsia="黑体"/>
-          <w:b w:val="0"/>
-          <w:color w:val="888888"/>
-          <w:sz w:val="24"/>
-        </w:rPr>
-        <w:t>“全球第二图像编辑 AI 模型”：微软 MAI-Image-2.7-Preview 登场，力压谷歌、Meta、xAI</w:t>
-      </w:r>
-    </w:p>
-    <w:p>
-      <w:r>
-        <w:rPr>
-          <w:rFonts w:ascii="Times New Roman" w:hAnsi="Times New Roman" w:eastAsia="宋体"/>
-          <w:color w:val="888888"/>
-          <w:sz w:val="18"/>
-        </w:rPr>
-        <w:t>来源:IT之家 | 时间:10-28 10:37</w:t>
-      </w:r>
-    </w:p>
-    <w:p>
-      <w:r>
-        <w:rPr>
-          <w:rFonts w:ascii="Times New Roman" w:hAnsi="Times New Roman" w:eastAsia="宋体"/>
-          <w:sz w:val="18"/>
-        </w:rPr>
-        <w:t>链接:</w:t>
-      </w:r>
-      <w:hyperlink r:id="rId19">
-        <w:r>
-          <w:rPr>
-            <w:color w:val="0563C1"/>
-            <w:u w:val="single"/>
-          </w:rPr>
-          <w:t>“全球第二图像编辑 AI 模型”：微软 MAI-Image-2.7-Preview 登场，力压谷歌、Meta、xAI</w:t>
-        </w:r>
-      </w:hyperlink>
-    </w:p>
-    <w:p>
-      <w:pPr>
-        <w:pStyle w:val="Heading3"/>
-      </w:pPr>
-      <w:r>
-        <w:rPr>
-          <w:rFonts w:ascii="Times New Roman" w:hAnsi="Times New Roman" w:eastAsia="黑体"/>
-          <w:b w:val="0"/>
-          <w:color w:val="888888"/>
-          <w:sz w:val="24"/>
-        </w:rPr>
-        <w:t>【C级·参考】</w:t>
-      </w:r>
-      <w:r>
-        <w:rPr>
-          <w:rFonts w:ascii="Times New Roman" w:hAnsi="Times New Roman" w:eastAsia="黑体"/>
-          <w:b w:val="0"/>
-          <w:color w:val="888888"/>
-          <w:sz w:val="24"/>
-        </w:rPr>
-        <w:t>互动影游《三体：审判前夜》明年发售，超300分钟动画全部AI制作！</w:t>
-      </w:r>
-    </w:p>
-    <w:p>
-      <w:r>
-        <w:rPr>
-          <w:rFonts w:ascii="Times New Roman" w:hAnsi="Times New Roman" w:eastAsia="宋体"/>
-          <w:color w:val="888888"/>
-          <w:sz w:val="18"/>
-        </w:rPr>
-        <w:t>来源:GameLook | 时间:10-28 10:06</w:t>
-      </w:r>
-    </w:p>
-    <w:p>
-      <w:r>
-        <w:rPr>
-          <w:rFonts w:ascii="Times New Roman" w:hAnsi="Times New Roman" w:eastAsia="宋体"/>
-          <w:sz w:val="18"/>
-        </w:rPr>
-        <w:t>链接:</w:t>
-      </w:r>
-      <w:hyperlink r:id="rId20">
-        <w:r>
-          <w:rPr>
-            <w:color w:val="0563C1"/>
-            <w:u w:val="single"/>
-          </w:rPr>
-          <w:t>互动影游《三体：审判前夜》明年发售，超300分钟动画全部AI制作！</w:t>
+          <w:t>乐奇Rokid首发全彩显示，AI眼镜迎来“初代iPhone”时刻</w:t>
         </w:r>
       </w:hyperlink>
     </w:p>
@@ -692,7 +539,7 @@
           <w:color w:val="888888"/>
           <w:sz w:val="18"/>
         </w:rPr>
-        <w:t>来源:Bing新闻 | 时间:10-28 07:52</w:t>
+        <w:t>来源:Bing新闻 | 时间:10-28 11:01</w:t>
       </w:r>
     </w:p>
     <w:p>
@@ -703,7 +550,7 @@
         </w:rPr>
         <w:t>链接:</w:t>
       </w:r>
-      <w:hyperlink r:id="rId21">
+      <w:hyperlink r:id="rId18">
         <w:r>
           <w:rPr>
             <w:color w:val="0563C1"/>
@@ -733,7 +580,7 @@
           <w:color w:val="888888"/>
           <w:sz w:val="24"/>
         </w:rPr>
-        <w:t>谷歌发布新一代世界模型Genie 4，加强物理AI技术布局</w:t>
+        <w:t>全彩AI眼镜来了，千万级出货还会远吗？</w:t>
       </w:r>
     </w:p>
     <w:p>
@@ -743,7 +590,7 @@
           <w:color w:val="888888"/>
           <w:sz w:val="18"/>
         </w:rPr>
-        <w:t>来源:Bing新闻 | 时间:10-28 04:31</w:t>
+        <w:t>来源:Bing新闻 | 时间:10-28 07:28</w:t>
       </w:r>
     </w:p>
     <w:p>
@@ -754,13 +601,64 @@
         </w:rPr>
         <w:t>链接:</w:t>
       </w:r>
-      <w:hyperlink r:id="rId22">
+      <w:hyperlink r:id="rId19">
         <w:r>
           <w:rPr>
             <w:color w:val="0563C1"/>
             <w:u w:val="single"/>
           </w:rPr>
-          <w:t>谷歌发布新一代世界模型Genie 4，加强物理AI技术布局</w:t>
+          <w:t>全彩AI眼镜来了，千万级出货还会远吗？</w:t>
+        </w:r>
+      </w:hyperlink>
+    </w:p>
+    <w:p>
+      <w:pPr>
+        <w:pStyle w:val="Heading3"/>
+      </w:pPr>
+      <w:r>
+        <w:rPr>
+          <w:rFonts w:ascii="Times New Roman" w:hAnsi="Times New Roman" w:eastAsia="黑体"/>
+          <w:b w:val="0"/>
+          <w:color w:val="888888"/>
+          <w:sz w:val="24"/>
+        </w:rPr>
+        <w:t>【C级·参考】</w:t>
+      </w:r>
+      <w:r>
+        <w:rPr>
+          <w:rFonts w:ascii="Times New Roman" w:hAnsi="Times New Roman" w:eastAsia="黑体"/>
+          <w:b w:val="0"/>
+          <w:color w:val="888888"/>
+          <w:sz w:val="24"/>
+        </w:rPr>
+        <w:t>百镜大战杀出全彩新变量 AI 眼镜能否迎来 iPhone 时刻</w:t>
+      </w:r>
+    </w:p>
+    <w:p>
+      <w:r>
+        <w:rPr>
+          <w:rFonts w:ascii="Times New Roman" w:hAnsi="Times New Roman" w:eastAsia="宋体"/>
+          <w:color w:val="888888"/>
+          <w:sz w:val="18"/>
+        </w:rPr>
+        <w:t>来源:Bing新闻 | 时间:10-28 04:48</w:t>
+      </w:r>
+    </w:p>
+    <w:p>
+      <w:r>
+        <w:rPr>
+          <w:rFonts w:ascii="Times New Roman" w:hAnsi="Times New Roman" w:eastAsia="宋体"/>
+          <w:sz w:val="18"/>
+        </w:rPr>
+        <w:t>链接:</w:t>
+      </w:r>
+      <w:hyperlink r:id="rId20">
+        <w:r>
+          <w:rPr>
+            <w:color w:val="0563C1"/>
+            <w:u w:val="single"/>
+          </w:rPr>
+          <w:t>百镜大战杀出全彩新变量 AI 眼镜能否迎来 iPhone 时刻</w:t>
         </w:r>
       </w:hyperlink>
     </w:p>
@@ -805,7 +703,7 @@
         </w:rPr>
         <w:t>链接:</w:t>
       </w:r>
-      <w:hyperlink r:id="rId23">
+      <w:hyperlink r:id="rId21">
         <w:r>
           <w:rPr>
             <w:color w:val="0563C1"/>
@@ -856,13 +754,64 @@
         </w:rPr>
         <w:t>链接:</w:t>
       </w:r>
-      <w:hyperlink r:id="rId24">
+      <w:hyperlink r:id="rId22">
         <w:r>
           <w:rPr>
             <w:color w:val="0563C1"/>
             <w:u w:val="single"/>
           </w:rPr>
           <w:t>Survival LLM: AI assistant and emergency library that runs on your own computer</w:t>
+        </w:r>
+      </w:hyperlink>
+    </w:p>
+    <w:p>
+      <w:pPr>
+        <w:pStyle w:val="Heading3"/>
+      </w:pPr>
+      <w:r>
+        <w:rPr>
+          <w:rFonts w:ascii="Times New Roman" w:hAnsi="Times New Roman" w:eastAsia="黑体"/>
+          <w:b w:val="0"/>
+          <w:color w:val="888888"/>
+          <w:sz w:val="24"/>
+        </w:rPr>
+        <w:t>【C级·参考】</w:t>
+      </w:r>
+      <w:r>
+        <w:rPr>
+          <w:rFonts w:ascii="Times New Roman" w:hAnsi="Times New Roman" w:eastAsia="黑体"/>
+          <w:b w:val="0"/>
+          <w:color w:val="888888"/>
+          <w:sz w:val="24"/>
+        </w:rPr>
+        <w:t>海南师范大学与中国知网联合研发的“海南省数智教育大模型”发布</w:t>
+      </w:r>
+    </w:p>
+    <w:p>
+      <w:r>
+        <w:rPr>
+          <w:rFonts w:ascii="Times New Roman" w:hAnsi="Times New Roman" w:eastAsia="宋体"/>
+          <w:color w:val="888888"/>
+          <w:sz w:val="18"/>
+        </w:rPr>
+        <w:t>来源:Bing新闻 | 时间:10-28 03:24</w:t>
+      </w:r>
+    </w:p>
+    <w:p>
+      <w:r>
+        <w:rPr>
+          <w:rFonts w:ascii="Times New Roman" w:hAnsi="Times New Roman" w:eastAsia="宋体"/>
+          <w:sz w:val="18"/>
+        </w:rPr>
+        <w:t>链接:</w:t>
+      </w:r>
+      <w:hyperlink r:id="rId23">
+        <w:r>
+          <w:rPr>
+            <w:color w:val="0563C1"/>
+            <w:u w:val="single"/>
+          </w:rPr>
+          <w:t>海南师范大学与中国知网联合研发的“海南省数智教育大模型”发布</w:t>
         </w:r>
       </w:hyperlink>
     </w:p>
@@ -907,7 +856,7 @@
         </w:rPr>
         <w:t>链接:</w:t>
       </w:r>
-      <w:hyperlink r:id="rId25">
+      <w:hyperlink r:id="rId24">
         <w:r>
           <w:rPr>
             <w:color w:val="0563C1"/>
@@ -958,13 +907,166 @@
         </w:rPr>
         <w:t>链接:</w:t>
       </w:r>
+      <w:hyperlink r:id="rId25">
+        <w:r>
+          <w:rPr>
+            <w:color w:val="0563C1"/>
+            <w:u w:val="single"/>
+          </w:rPr>
+          <w:t>打响指能拍照，眼镜里刷短视频！Rokid发布AI全彩眼镜</w:t>
+        </w:r>
+      </w:hyperlink>
+    </w:p>
+    <w:p>
+      <w:pPr>
+        <w:pStyle w:val="Heading3"/>
+      </w:pPr>
+      <w:r>
+        <w:rPr>
+          <w:rFonts w:ascii="Times New Roman" w:hAnsi="Times New Roman" w:eastAsia="黑体"/>
+          <w:b w:val="0"/>
+          <w:color w:val="888888"/>
+          <w:sz w:val="24"/>
+        </w:rPr>
+        <w:t>【C级·参考】</w:t>
+      </w:r>
+      <w:r>
+        <w:rPr>
+          <w:rFonts w:ascii="Times New Roman" w:hAnsi="Times New Roman" w:eastAsia="黑体"/>
+          <w:b w:val="0"/>
+          <w:color w:val="888888"/>
+          <w:sz w:val="24"/>
+        </w:rPr>
+        <w:t>乐奇Rokid发布新一代AI眼镜产品矩阵，从日常佩戴到全彩交互</w:t>
+      </w:r>
+    </w:p>
+    <w:p>
+      <w:r>
+        <w:rPr>
+          <w:rFonts w:ascii="Times New Roman" w:hAnsi="Times New Roman" w:eastAsia="宋体"/>
+          <w:color w:val="888888"/>
+          <w:sz w:val="18"/>
+        </w:rPr>
+        <w:t>来源:Bing新闻 | 时间:10-27 19:47</w:t>
+      </w:r>
+    </w:p>
+    <w:p>
+      <w:r>
+        <w:rPr>
+          <w:rFonts w:ascii="Times New Roman" w:hAnsi="Times New Roman" w:eastAsia="宋体"/>
+          <w:sz w:val="18"/>
+        </w:rPr>
+        <w:t>链接:</w:t>
+      </w:r>
       <w:hyperlink r:id="rId26">
         <w:r>
           <w:rPr>
             <w:color w:val="0563C1"/>
             <w:u w:val="single"/>
           </w:rPr>
-          <w:t>打响指能拍照，眼镜里刷短视频！Rokid发布AI全彩眼镜</w:t>
+          <w:t>乐奇Rokid发布新一代AI眼镜产品矩阵，从日常佩戴到全彩交互</w:t>
+        </w:r>
+      </w:hyperlink>
+    </w:p>
+    <w:p>
+      <w:pPr>
+        <w:pStyle w:val="Heading3"/>
+      </w:pPr>
+      <w:r>
+        <w:rPr>
+          <w:rFonts w:ascii="Times New Roman" w:hAnsi="Times New Roman" w:eastAsia="黑体"/>
+          <w:b w:val="0"/>
+          <w:color w:val="888888"/>
+          <w:sz w:val="24"/>
+        </w:rPr>
+        <w:t>【C级·参考】</w:t>
+      </w:r>
+      <w:r>
+        <w:rPr>
+          <w:rFonts w:ascii="Times New Roman" w:hAnsi="Times New Roman" w:eastAsia="黑体"/>
+          <w:b w:val="0"/>
+          <w:color w:val="888888"/>
+          <w:sz w:val="24"/>
+        </w:rPr>
+        <w:t>把全彩显示与微手势装进一副眼镜，乐奇 Rokid 想让 AI 从眼前走进日常</w:t>
+      </w:r>
+    </w:p>
+    <w:p>
+      <w:r>
+        <w:rPr>
+          <w:rFonts w:ascii="Times New Roman" w:hAnsi="Times New Roman" w:eastAsia="宋体"/>
+          <w:color w:val="888888"/>
+          <w:sz w:val="18"/>
+        </w:rPr>
+        <w:t>来源:Bing新闻 | 时间:10-27 19:35</w:t>
+      </w:r>
+    </w:p>
+    <w:p>
+      <w:r>
+        <w:rPr>
+          <w:rFonts w:ascii="Times New Roman" w:hAnsi="Times New Roman" w:eastAsia="宋体"/>
+          <w:sz w:val="18"/>
+        </w:rPr>
+        <w:t>链接:</w:t>
+      </w:r>
+      <w:hyperlink r:id="rId27">
+        <w:r>
+          <w:rPr>
+            <w:color w:val="0563C1"/>
+            <w:u w:val="single"/>
+          </w:rPr>
+          <w:t>把全彩显示与微手势装进一副眼镜，乐奇 Rokid 想让 AI 从眼前走进日常</w:t>
+        </w:r>
+      </w:hyperlink>
+    </w:p>
+    <w:p>
+      <w:pPr>
+        <w:pStyle w:val="Heading3"/>
+      </w:pPr>
+      <w:r>
+        <w:rPr>
+          <w:rFonts w:ascii="Times New Roman" w:hAnsi="Times New Roman" w:eastAsia="黑体"/>
+          <w:b w:val="0"/>
+          <w:color w:val="888888"/>
+          <w:sz w:val="24"/>
+        </w:rPr>
+        <w:t>【C级·参考】</w:t>
+      </w:r>
+      <w:r>
+        <w:rPr>
+          <w:rFonts w:ascii="Times New Roman" w:hAnsi="Times New Roman" w:eastAsia="黑体"/>
+          <w:b w:val="0"/>
+          <w:color w:val="888888"/>
+          <w:sz w:val="24"/>
+        </w:rPr>
+        <w:t>国产大模型OCR开源发布！2026年超长文档解析终于不‘卡页’了</w:t>
+      </w:r>
+    </w:p>
+    <w:p>
+      <w:r>
+        <w:rPr>
+          <w:rFonts w:ascii="Times New Roman" w:hAnsi="Times New Roman" w:eastAsia="宋体"/>
+          <w:color w:val="888888"/>
+          <w:sz w:val="18"/>
+        </w:rPr>
+        <w:t>来源:Bing新闻 | 时间:10-27 18:35</w:t>
+      </w:r>
+    </w:p>
+    <w:p>
+      <w:r>
+        <w:rPr>
+          <w:rFonts w:ascii="Times New Roman" w:hAnsi="Times New Roman" w:eastAsia="宋体"/>
+          <w:sz w:val="18"/>
+        </w:rPr>
+        <w:t>链接:</w:t>
+      </w:r>
+      <w:hyperlink r:id="rId28">
+        <w:r>
+          <w:rPr>
+            <w:color w:val="0563C1"/>
+            <w:u w:val="single"/>
+          </w:rPr>
+          <w:t>国产大模型OCR开源发布！2026年超长文档解析终于不‘卡页’了</w:t>
         </w:r>
       </w:hyperlink>
     </w:p>
@@ -1000,7 +1102,7 @@
           <w:color w:val="888888"/>
           <w:sz w:val="24"/>
         </w:rPr>
-        <w:t>每秒走 0.4 个体长，步行型生物机器人速度纪录被刷新</w:t>
+        <w:t>宇树科技上市后首份财报公布：2026 年前三季度归母净利润 3.87 亿元，同比增长 270.54%</w:t>
       </w:r>
     </w:p>
     <w:p>
@@ -1010,7 +1112,7 @@
           <w:color w:val="888888"/>
           <w:sz w:val="18"/>
         </w:rPr>
-        <w:t>来源:IT之家 | 时间:10-28 14:30</w:t>
+        <w:t>来源:IT之家 | 时间:10-28 18:44</w:t>
       </w:r>
     </w:p>
     <w:p>
@@ -1021,64 +1123,13 @@
         </w:rPr>
         <w:t>链接:</w:t>
       </w:r>
-      <w:hyperlink r:id="rId27">
+      <w:hyperlink r:id="rId29">
         <w:r>
           <w:rPr>
             <w:color w:val="0563C1"/>
             <w:u w:val="single"/>
           </w:rPr>
-          <w:t>每秒走 0.4 个体长，步行型生物机器人速度纪录被刷新</w:t>
-        </w:r>
-      </w:hyperlink>
-    </w:p>
-    <w:p>
-      <w:pPr>
-        <w:pStyle w:val="Heading3"/>
-      </w:pPr>
-      <w:r>
-        <w:rPr>
-          <w:rFonts w:ascii="Times New Roman" w:hAnsi="Times New Roman" w:eastAsia="黑体"/>
-          <w:b w:val="0"/>
-          <w:color w:val="888888"/>
-          <w:sz w:val="24"/>
-        </w:rPr>
-        <w:t>【C级·参考】</w:t>
-      </w:r>
-      <w:r>
-        <w:rPr>
-          <w:rFonts w:ascii="Times New Roman" w:hAnsi="Times New Roman" w:eastAsia="黑体"/>
-          <w:b w:val="0"/>
-          <w:color w:val="888888"/>
-          <w:sz w:val="24"/>
-        </w:rPr>
-        <w:t>小鹏集团副总裁顾捷：IRON 机器人固态电池已小批量量产</w:t>
-      </w:r>
-    </w:p>
-    <w:p>
-      <w:r>
-        <w:rPr>
-          <w:rFonts w:ascii="Times New Roman" w:hAnsi="Times New Roman" w:eastAsia="宋体"/>
-          <w:color w:val="888888"/>
-          <w:sz w:val="18"/>
-        </w:rPr>
-        <w:t>来源:IT之家 | 时间:10-28 12:54</w:t>
-      </w:r>
-    </w:p>
-    <w:p>
-      <w:r>
-        <w:rPr>
-          <w:rFonts w:ascii="Times New Roman" w:hAnsi="Times New Roman" w:eastAsia="宋体"/>
-          <w:sz w:val="18"/>
-        </w:rPr>
-        <w:t>链接:</w:t>
-      </w:r>
-      <w:hyperlink r:id="rId28">
-        <w:r>
-          <w:rPr>
-            <w:color w:val="0563C1"/>
-            <w:u w:val="single"/>
-          </w:rPr>
-          <w:t>小鹏集团副总裁顾捷：IRON 机器人固态电池已小批量量产</w:t>
+          <w:t>宇树科技上市后首份财报公布：2026 年前三季度归母净利润 3.87 亿元，同比增长 270.54%</w:t>
         </w:r>
       </w:hyperlink>
     </w:p>
@@ -1114,7 +1165,7 @@
           <w:color w:val="888888"/>
           <w:sz w:val="24"/>
         </w:rPr>
-        <w:t>消息称百度近期披露世界模型研发进展，有望率先用于自动驾驶</w:t>
+        <w:t>大众计划 2027 年实现 L3 级自动驾驶功能就绪，正研发最高支持 L4 级能力系统级芯片 C7H</w:t>
       </w:r>
     </w:p>
     <w:p>
@@ -1124,7 +1175,7 @@
           <w:color w:val="888888"/>
           <w:sz w:val="18"/>
         </w:rPr>
-        <w:t>来源:IT之家 | 时间:10-28 11:19</w:t>
+        <w:t>来源:IT之家 | 时间:10-28 18:19</w:t>
       </w:r>
     </w:p>
     <w:p>
@@ -1135,13 +1186,64 @@
         </w:rPr>
         <w:t>链接:</w:t>
       </w:r>
-      <w:hyperlink r:id="rId29">
+      <w:hyperlink r:id="rId30">
         <w:r>
           <w:rPr>
             <w:color w:val="0563C1"/>
             <w:u w:val="single"/>
           </w:rPr>
-          <w:t>消息称百度近期披露世界模型研发进展，有望率先用于自动驾驶</w:t>
+          <w:t>大众计划 2027 年实现 L3 级自动驾驶功能就绪，正研发最高支持 L4 级能力系统级芯片 C7H</w:t>
+        </w:r>
+      </w:hyperlink>
+    </w:p>
+    <w:p>
+      <w:pPr>
+        <w:pStyle w:val="Heading3"/>
+      </w:pPr>
+      <w:r>
+        <w:rPr>
+          <w:rFonts w:ascii="Times New Roman" w:hAnsi="Times New Roman" w:eastAsia="黑体"/>
+          <w:b w:val="0"/>
+          <w:color w:val="888888"/>
+          <w:sz w:val="24"/>
+        </w:rPr>
+        <w:t>【C级·参考】</w:t>
+      </w:r>
+      <w:r>
+        <w:rPr>
+          <w:rFonts w:ascii="Times New Roman" w:hAnsi="Times New Roman" w:eastAsia="黑体"/>
+          <w:b w:val="0"/>
+          <w:color w:val="888888"/>
+          <w:sz w:val="24"/>
+        </w:rPr>
+        <w:t>软件定义汽车：大众 CEA 架构计划明年覆盖更多国产插电混动及燃油车、2029 年赋能 L4 自动驾驶开发</w:t>
+      </w:r>
+    </w:p>
+    <w:p>
+      <w:r>
+        <w:rPr>
+          <w:rFonts w:ascii="Times New Roman" w:hAnsi="Times New Roman" w:eastAsia="宋体"/>
+          <w:color w:val="888888"/>
+          <w:sz w:val="18"/>
+        </w:rPr>
+        <w:t>来源:IT之家 | 时间:10-28 17:55</w:t>
+      </w:r>
+    </w:p>
+    <w:p>
+      <w:r>
+        <w:rPr>
+          <w:rFonts w:ascii="Times New Roman" w:hAnsi="Times New Roman" w:eastAsia="宋体"/>
+          <w:sz w:val="18"/>
+        </w:rPr>
+        <w:t>链接:</w:t>
+      </w:r>
+      <w:hyperlink r:id="rId31">
+        <w:r>
+          <w:rPr>
+            <w:color w:val="0563C1"/>
+            <w:u w:val="single"/>
+          </w:rPr>
+          <w:t>软件定义汽车：大众 CEA 架构计划明年覆盖更多国产插电混动及燃油车、2029 年赋能 L4 自动驾驶开发</w:t>
         </w:r>
       </w:hyperlink>
     </w:p>
@@ -1194,7 +1296,7 @@
           <w:color w:val="888888"/>
           <w:sz w:val="24"/>
         </w:rPr>
-        <w:t>《天国：拯救》系列游戏开发方 Warhorse Studios 遭遇网络攻击</w:t>
+        <w:t>一加 Ace 7 系列手机核心亮点公布：第五代骁龙 8 至尊版、电竞三芯、185Hz 东方屏，明晚公布价格</w:t>
       </w:r>
     </w:p>
     <w:p>
@@ -1204,7 +1306,7 @@
           <w:color w:val="888888"/>
           <w:sz w:val="18"/>
         </w:rPr>
-        <w:t>来源:IT之家 | 时间:10-28 14:44</w:t>
+        <w:t>来源:IT之家 | 时间:10-28 21:55</w:t>
       </w:r>
     </w:p>
     <w:p>
@@ -1215,13 +1317,13 @@
         </w:rPr>
         <w:t>链接:</w:t>
       </w:r>
-      <w:hyperlink r:id="rId30">
+      <w:hyperlink r:id="rId32">
         <w:r>
           <w:rPr>
             <w:color w:val="0563C1"/>
             <w:u w:val="single"/>
           </w:rPr>
-          <w:t>《天国：拯救》系列游戏开发方 Warhorse Studios 遭遇网络攻击</w:t>
+          <w:t>一加 Ace 7 系列手机核心亮点公布：第五代骁龙 8 至尊版、电竞三芯、185Hz 东方屏，明晚公布价格</w:t>
         </w:r>
       </w:hyperlink>
     </w:p>
@@ -1245,7 +1347,7 @@
           <w:color w:val="888888"/>
           <w:sz w:val="24"/>
         </w:rPr>
-        <w:t>腾讯 WorkBuddy 手机远程控制电脑功能上线，实时显示屏幕内容</w:t>
+        <w:t>被禁四年多后《Free Fire》印度本地化版本回归上线，加入游戏时长限制与消费上限</w:t>
       </w:r>
     </w:p>
     <w:p>
@@ -1255,7 +1357,7 @@
           <w:color w:val="888888"/>
           <w:sz w:val="18"/>
         </w:rPr>
-        <w:t>来源:IT之家 | 时间:10-28 12:32</w:t>
+        <w:t>来源:IT之家 | 时间:10-28 21:55</w:t>
       </w:r>
     </w:p>
     <w:p>
@@ -1266,13 +1368,13 @@
         </w:rPr>
         <w:t>链接:</w:t>
       </w:r>
-      <w:hyperlink r:id="rId31">
+      <w:hyperlink r:id="rId33">
         <w:r>
           <w:rPr>
             <w:color w:val="0563C1"/>
             <w:u w:val="single"/>
           </w:rPr>
-          <w:t>腾讯 WorkBuddy 手机远程控制电脑功能上线，实时显示屏幕内容</w:t>
+          <w:t>被禁四年多后《Free Fire》印度本地化版本回归上线，加入游戏时长限制与消费上限</w:t>
         </w:r>
       </w:hyperlink>
     </w:p>
@@ -1296,7 +1398,7 @@
           <w:color w:val="888888"/>
           <w:sz w:val="24"/>
         </w:rPr>
-        <w:t>跻身最赚钱游戏之列：微软 XBOX 确认《使命召唤》系列累计营收突破 400 亿美元</w:t>
+        <w:t>《使命召唤：现代战争 4》游戏被指使用梨泰院踩踏事故素材，遇难者家属要求动视删除</w:t>
       </w:r>
     </w:p>
     <w:p>
@@ -1306,7 +1408,7 @@
           <w:color w:val="888888"/>
           <w:sz w:val="18"/>
         </w:rPr>
-        <w:t>来源:IT之家 | 时间:10-28 12:20</w:t>
+        <w:t>来源:IT之家 | 时间:10-28 21:22</w:t>
       </w:r>
     </w:p>
     <w:p>
@@ -1317,13 +1419,13 @@
         </w:rPr>
         <w:t>链接:</w:t>
       </w:r>
-      <w:hyperlink r:id="rId32">
+      <w:hyperlink r:id="rId34">
         <w:r>
           <w:rPr>
             <w:color w:val="0563C1"/>
             <w:u w:val="single"/>
           </w:rPr>
-          <w:t>跻身最赚钱游戏之列：微软 XBOX 确认《使命召唤》系列累计营收突破 400 亿美元</w:t>
+          <w:t>《使命召唤：现代战争 4》游戏被指使用梨泰院踩踏事故素材，遇难者家属要求动视删除</w:t>
         </w:r>
       </w:hyperlink>
     </w:p>
@@ -1347,7 +1449,7 @@
           <w:color w:val="888888"/>
           <w:sz w:val="24"/>
         </w:rPr>
-        <w:t>因非法获取并破解《崩坏：星穹铁道》测试版本内容，泄密人员被判赔偿米哈游 100 万元</w:t>
+        <w:t>iQOO Pad Pro 8.8" 小平板发布：第五代骁龙 8 至尊版 + 自研电竞芯片 Q3，国补到手价 3249 元起</w:t>
       </w:r>
     </w:p>
     <w:p>
@@ -1357,7 +1459,7 @@
           <w:color w:val="888888"/>
           <w:sz w:val="18"/>
         </w:rPr>
-        <w:t>来源:IT之家 | 时间:10-28 12:19</w:t>
+        <w:t>来源:IT之家 | 时间:10-28 20:09</w:t>
       </w:r>
     </w:p>
     <w:p>
@@ -1368,13 +1470,13 @@
         </w:rPr>
         <w:t>链接:</w:t>
       </w:r>
-      <w:hyperlink r:id="rId33">
+      <w:hyperlink r:id="rId35">
         <w:r>
           <w:rPr>
             <w:color w:val="0563C1"/>
             <w:u w:val="single"/>
           </w:rPr>
-          <w:t>因非法获取并破解《崩坏：星穹铁道》测试版本内容，泄密人员被判赔偿米哈游 100 万元</w:t>
+          <w:t>iQOO Pad Pro 8.8" 小平板发布：第五代骁龙 8 至尊版 + 自研电竞芯片 Q3，国补到手价 3249 元起</w:t>
         </w:r>
       </w:hyperlink>
     </w:p>
@@ -1398,7 +1500,7 @@
           <w:color w:val="888888"/>
           <w:sz w:val="24"/>
         </w:rPr>
-        <w:t>2亿下载的《宝可梦大集结》官宣全球停运，腾讯与任天堂合作正在“换道”？</w:t>
+        <w:t>《影之刃零》游戏首日补丁达 5GB，官方建议英伟达显卡用户回退 617.42 驱动</w:t>
       </w:r>
     </w:p>
     <w:p>
@@ -1408,7 +1510,7 @@
           <w:color w:val="888888"/>
           <w:sz w:val="18"/>
         </w:rPr>
-        <w:t>来源:GameLook | 时间:10-28 12:07</w:t>
+        <w:t>来源:IT之家 | 时间:10-28 19:17</w:t>
       </w:r>
     </w:p>
     <w:p>
@@ -1419,13 +1521,13 @@
         </w:rPr>
         <w:t>链接:</w:t>
       </w:r>
-      <w:hyperlink r:id="rId34">
+      <w:hyperlink r:id="rId36">
         <w:r>
           <w:rPr>
             <w:color w:val="0563C1"/>
             <w:u w:val="single"/>
           </w:rPr>
-          <w:t>2亿下载的《宝可梦大集结》官宣全球停运，腾讯与任天堂合作正在“换道”？</w:t>
+          <w:t>《影之刃零》游戏首日补丁达 5GB，官方建议英伟达显卡用户回退 617.42 驱动</w:t>
         </w:r>
       </w:hyperlink>
     </w:p>
@@ -1449,7 +1551,7 @@
           <w:color w:val="888888"/>
           <w:sz w:val="24"/>
         </w:rPr>
-        <w:t>“不想给TGA年度游戏就直说”！《影之刃零》M站媒体评分88，比《悟空》高7分</w:t>
+        <w:t>腾讯视频 2027 大剧片单公布：《三体：黑暗森林》《超新星纪元》《流浪地球短篇集》等在列</w:t>
       </w:r>
     </w:p>
     <w:p>
@@ -1459,7 +1561,7 @@
           <w:color w:val="888888"/>
           <w:sz w:val="18"/>
         </w:rPr>
-        <w:t>来源:GameLook | 时间:10-28 09:59</w:t>
+        <w:t>来源:IT之家 | 时间:10-28 18:20</w:t>
       </w:r>
     </w:p>
     <w:p>
@@ -1470,15 +1572,27 @@
         </w:rPr>
         <w:t>链接:</w:t>
       </w:r>
-      <w:hyperlink r:id="rId35">
+      <w:hyperlink r:id="rId37">
         <w:r>
           <w:rPr>
             <w:color w:val="0563C1"/>
             <w:u w:val="single"/>
           </w:rPr>
-          <w:t>“不想给TGA年度游戏就直说”！《影之刃零》M站媒体评分88，比《悟空》高7分</w:t>
+          <w:t>腾讯视频 2027 大剧片单公布：《三体：黑暗森林》《超新星纪元》《流浪地球短篇集》等在列</w:t>
         </w:r>
       </w:hyperlink>
+    </w:p>
+    <w:p>
+      <w:pPr>
+        <w:pStyle w:val="Heading2"/>
+      </w:pPr>
+      <w:r>
+        <w:rPr>
+          <w:rFonts w:ascii="Times New Roman" w:hAnsi="Times New Roman" w:eastAsia="黑体"/>
+          <w:sz w:val="28"/>
+        </w:rPr>
+        <w:t>消费/以旧换新/新餐饮</w:t>
+      </w:r>
     </w:p>
     <w:p>
       <w:pPr>
@@ -1500,7 +1614,7 @@
           <w:color w:val="888888"/>
           <w:sz w:val="24"/>
         </w:rPr>
-        <w:t>西山居的小游戏成了？《剑网1》微信畅销榜第12，新游《工匠小能手》第19</w:t>
+        <w:t>iQOO Neo12 手机发布：第五代骁龙 8 至尊版 + 散热风扇，国补到手价 3149 元起</w:t>
       </w:r>
     </w:p>
     <w:p>
@@ -1510,109 +1624,7 @@
           <w:color w:val="888888"/>
           <w:sz w:val="18"/>
         </w:rPr>
-        <w:t>来源:GameLook | 时间:10-28 09:51</w:t>
-      </w:r>
-    </w:p>
-    <w:p>
-      <w:r>
-        <w:rPr>
-          <w:rFonts w:ascii="Times New Roman" w:hAnsi="Times New Roman" w:eastAsia="宋体"/>
-          <w:sz w:val="18"/>
-        </w:rPr>
-        <w:t>链接:</w:t>
-      </w:r>
-      <w:hyperlink r:id="rId36">
-        <w:r>
-          <w:rPr>
-            <w:color w:val="0563C1"/>
-            <w:u w:val="single"/>
-          </w:rPr>
-          <w:t>西山居的小游戏成了？《剑网1》微信畅销榜第12，新游《工匠小能手》第19</w:t>
-        </w:r>
-      </w:hyperlink>
-    </w:p>
-    <w:p>
-      <w:pPr>
-        <w:pStyle w:val="Heading3"/>
-      </w:pPr>
-      <w:r>
-        <w:rPr>
-          <w:rFonts w:ascii="Times New Roman" w:hAnsi="Times New Roman" w:eastAsia="黑体"/>
-          <w:b w:val="0"/>
-          <w:color w:val="888888"/>
-          <w:sz w:val="24"/>
-        </w:rPr>
-        <w:t>【C级·参考】</w:t>
-      </w:r>
-      <w:r>
-        <w:rPr>
-          <w:rFonts w:ascii="Times New Roman" w:hAnsi="Times New Roman" w:eastAsia="黑体"/>
-          <w:b w:val="0"/>
-          <w:color w:val="888888"/>
-          <w:sz w:val="24"/>
-        </w:rPr>
-        <w:t>2026胡润百富榜：张一鸣夺冠，马化腾第4、丁磊第8，米哈游三巨头身价大涨60%</w:t>
-      </w:r>
-    </w:p>
-    <w:p>
-      <w:r>
-        <w:rPr>
-          <w:rFonts w:ascii="Times New Roman" w:hAnsi="Times New Roman" w:eastAsia="宋体"/>
-          <w:color w:val="888888"/>
-          <w:sz w:val="18"/>
-        </w:rPr>
-        <w:t>来源:GameLook | 时间:10-28 09:44</w:t>
-      </w:r>
-    </w:p>
-    <w:p>
-      <w:r>
-        <w:rPr>
-          <w:rFonts w:ascii="Times New Roman" w:hAnsi="Times New Roman" w:eastAsia="宋体"/>
-          <w:sz w:val="18"/>
-        </w:rPr>
-        <w:t>链接:</w:t>
-      </w:r>
-      <w:hyperlink r:id="rId37">
-        <w:r>
-          <w:rPr>
-            <w:color w:val="0563C1"/>
-            <w:u w:val="single"/>
-          </w:rPr>
-          <w:t>2026胡润百富榜：张一鸣夺冠，马化腾第4、丁磊第8，米哈游三巨头身价大涨60%</w:t>
-        </w:r>
-      </w:hyperlink>
-    </w:p>
-    <w:p>
-      <w:pPr>
-        <w:pStyle w:val="Heading3"/>
-      </w:pPr>
-      <w:r>
-        <w:rPr>
-          <w:rFonts w:ascii="Times New Roman" w:hAnsi="Times New Roman" w:eastAsia="黑体"/>
-          <w:b w:val="0"/>
-          <w:color w:val="888888"/>
-          <w:sz w:val="24"/>
-        </w:rPr>
-        <w:t>【C级·参考】</w:t>
-      </w:r>
-      <w:r>
-        <w:rPr>
-          <w:rFonts w:ascii="Times New Roman" w:hAnsi="Times New Roman" w:eastAsia="黑体"/>
-          <w:b w:val="0"/>
-          <w:color w:val="888888"/>
-          <w:sz w:val="24"/>
-        </w:rPr>
-        <w:t>Epic好伤，开发者吐槽：“游戏全平台卖了2万份、EGS商店5天才卖1份！”</w:t>
-      </w:r>
-    </w:p>
-    <w:p>
-      <w:r>
-        <w:rPr>
-          <w:rFonts w:ascii="Times New Roman" w:hAnsi="Times New Roman" w:eastAsia="宋体"/>
-          <w:color w:val="888888"/>
-          <w:sz w:val="18"/>
-        </w:rPr>
-        <w:t>来源:GameLook | 时间:10-28 09:30</w:t>
+        <w:t>来源:IT之家 | 时间:10-28 20:11</w:t>
       </w:r>
     </w:p>
     <w:p>
@@ -1629,26 +1641,9 @@
             <w:color w:val="0563C1"/>
             <w:u w:val="single"/>
           </w:rPr>
-          <w:t>Epic好伤，开发者吐槽：“游戏全平台卖了2万份、EGS商店5天才卖1份！”</w:t>
+          <w:t>iQOO Neo12 手机发布：第五代骁龙 8 至尊版 + 散热风扇，国补到手价 3149 元起</w:t>
         </w:r>
       </w:hyperlink>
-    </w:p>
-    <w:p>
-      <w:pPr>
-        <w:pStyle w:val="Heading2"/>
-      </w:pPr>
-      <w:r>
-        <w:rPr>
-          <w:rFonts w:ascii="Times New Roman" w:hAnsi="Times New Roman" w:eastAsia="黑体"/>
-          <w:sz w:val="28"/>
-        </w:rPr>
-        <w:t>消费/以旧换新/新餐饮</w:t>
-      </w:r>
-    </w:p>
-    <w:p>
-      <w:r>
-        <w:t>本线口暂无重要更新</w:t>
-      </w:r>
     </w:p>
     <w:p>
       <w:pPr>
@@ -1676,7 +1671,7 @@
           <w:rFonts w:ascii="Times New Roman" w:hAnsi="Times New Roman" w:eastAsia="宋体"/>
           <w:sz w:val="18"/>
         </w:rPr>
-        <w:t>IT之家(60)、GameLook(17)、HackerNews(5)、Bing新闻(15)</w:t>
+        <w:t>IT之家(60)、HackerNews(4)、Bing新闻(16)</w:t>
       </w:r>
     </w:p>
     <w:p>
@@ -1693,7 +1688,7 @@
           <w:rFonts w:ascii="Times New Roman" w:hAnsi="Times New Roman" w:eastAsia="宋体"/>
           <w:sz w:val="18"/>
         </w:rPr>
-        <w:t>36氪(no entries)</w:t>
+        <w:t>36氪(no entries)、GameLook(HTTP 502)</w:t>
       </w:r>
     </w:p>
     <w:p>

--- a/briefings/线口监测午报-2026-10-28.docx
+++ b/briefings/线口监测午报-2026-10-28.docx
@@ -22,7 +22,7 @@
           <w:color w:val="888888"/>
           <w:sz w:val="18"/>
         </w:rPr>
-        <w:t>监测窗口:近48小时 | 生成时间:2026-10-28 21:57</w:t>
+        <w:t>监测窗口:近48小时 | 生成时间:2026-10-28 23:02</w:t>
       </w:r>
     </w:p>
     <w:p>
@@ -70,6 +70,210 @@
           <w:color w:val="888888"/>
           <w:sz w:val="24"/>
         </w:rPr>
+        <w:t>极米记得 AI 记忆眼镜 G1 / 手环 L1 开售，首发价 1299 元 / 599 元起</w:t>
+      </w:r>
+    </w:p>
+    <w:p>
+      <w:r>
+        <w:rPr>
+          <w:rFonts w:ascii="Times New Roman" w:hAnsi="Times New Roman" w:eastAsia="宋体"/>
+          <w:color w:val="888888"/>
+          <w:sz w:val="18"/>
+        </w:rPr>
+        <w:t>来源:IT之家 | 时间:10-28 22:50</w:t>
+      </w:r>
+    </w:p>
+    <w:p>
+      <w:r>
+        <w:rPr>
+          <w:rFonts w:ascii="Times New Roman" w:hAnsi="Times New Roman" w:eastAsia="宋体"/>
+          <w:sz w:val="18"/>
+        </w:rPr>
+        <w:t>链接:</w:t>
+      </w:r>
+      <w:hyperlink r:id="rId9">
+        <w:r>
+          <w:rPr>
+            <w:color w:val="0563C1"/>
+            <w:u w:val="single"/>
+          </w:rPr>
+          <w:t>极米记得 AI 记忆眼镜 G1 / 手环 L1 开售，首发价 1299 元 / 599 元起</w:t>
+        </w:r>
+      </w:hyperlink>
+    </w:p>
+    <w:p>
+      <w:pPr>
+        <w:pStyle w:val="Heading3"/>
+      </w:pPr>
+      <w:r>
+        <w:rPr>
+          <w:rFonts w:ascii="Times New Roman" w:hAnsi="Times New Roman" w:eastAsia="黑体"/>
+          <w:b w:val="0"/>
+          <w:color w:val="888888"/>
+          <w:sz w:val="24"/>
+        </w:rPr>
+        <w:t>【C级·参考】</w:t>
+      </w:r>
+      <w:r>
+        <w:rPr>
+          <w:rFonts w:ascii="Times New Roman" w:hAnsi="Times New Roman" w:eastAsia="黑体"/>
+          <w:b w:val="0"/>
+          <w:color w:val="888888"/>
+          <w:sz w:val="24"/>
+        </w:rPr>
+        <w:t>Gartner 调研：仅 3% 企业通过 AI 实现节约成本、提高生产力目标</w:t>
+      </w:r>
+    </w:p>
+    <w:p>
+      <w:r>
+        <w:rPr>
+          <w:rFonts w:ascii="Times New Roman" w:hAnsi="Times New Roman" w:eastAsia="宋体"/>
+          <w:color w:val="888888"/>
+          <w:sz w:val="18"/>
+        </w:rPr>
+        <w:t>来源:IT之家 | 时间:10-28 22:46</w:t>
+      </w:r>
+    </w:p>
+    <w:p>
+      <w:r>
+        <w:rPr>
+          <w:rFonts w:ascii="Times New Roman" w:hAnsi="Times New Roman" w:eastAsia="宋体"/>
+          <w:sz w:val="18"/>
+        </w:rPr>
+        <w:t>链接:</w:t>
+      </w:r>
+      <w:hyperlink r:id="rId10">
+        <w:r>
+          <w:rPr>
+            <w:color w:val="0563C1"/>
+            <w:u w:val="single"/>
+          </w:rPr>
+          <w:t>Gartner 调研：仅 3% 企业通过 AI 实现节约成本、提高生产力目标</w:t>
+        </w:r>
+      </w:hyperlink>
+    </w:p>
+    <w:p>
+      <w:pPr>
+        <w:pStyle w:val="Heading3"/>
+      </w:pPr>
+      <w:r>
+        <w:rPr>
+          <w:rFonts w:ascii="Times New Roman" w:hAnsi="Times New Roman" w:eastAsia="黑体"/>
+          <w:b w:val="0"/>
+          <w:color w:val="888888"/>
+          <w:sz w:val="24"/>
+        </w:rPr>
+        <w:t>【C级·参考】</w:t>
+      </w:r>
+      <w:r>
+        <w:rPr>
+          <w:rFonts w:ascii="Times New Roman" w:hAnsi="Times New Roman" w:eastAsia="黑体"/>
+          <w:b w:val="0"/>
+          <w:color w:val="888888"/>
+          <w:sz w:val="24"/>
+        </w:rPr>
+        <w:t>Kentucky man becomes the first humanist granted religious exemption from AI</w:t>
+      </w:r>
+    </w:p>
+    <w:p>
+      <w:r>
+        <w:rPr>
+          <w:rFonts w:ascii="Times New Roman" w:hAnsi="Times New Roman" w:eastAsia="宋体"/>
+          <w:color w:val="888888"/>
+          <w:sz w:val="18"/>
+        </w:rPr>
+        <w:t>来源:Hacker News | 时间:10-28 21:41</w:t>
+      </w:r>
+    </w:p>
+    <w:p>
+      <w:r>
+        <w:rPr>
+          <w:rFonts w:ascii="Times New Roman" w:hAnsi="Times New Roman" w:eastAsia="宋体"/>
+          <w:sz w:val="18"/>
+        </w:rPr>
+        <w:t>链接:</w:t>
+      </w:r>
+      <w:hyperlink r:id="rId11">
+        <w:r>
+          <w:rPr>
+            <w:color w:val="0563C1"/>
+            <w:u w:val="single"/>
+          </w:rPr>
+          <w:t>Kentucky man becomes the first humanist granted religious exemption from AI</w:t>
+        </w:r>
+      </w:hyperlink>
+    </w:p>
+    <w:p>
+      <w:pPr>
+        <w:pStyle w:val="Heading3"/>
+      </w:pPr>
+      <w:r>
+        <w:rPr>
+          <w:rFonts w:ascii="Times New Roman" w:hAnsi="Times New Roman" w:eastAsia="黑体"/>
+          <w:b w:val="0"/>
+          <w:color w:val="888888"/>
+          <w:sz w:val="24"/>
+        </w:rPr>
+        <w:t>【C级·参考】</w:t>
+      </w:r>
+      <w:r>
+        <w:rPr>
+          <w:rFonts w:ascii="Times New Roman" w:hAnsi="Times New Roman" w:eastAsia="黑体"/>
+          <w:b w:val="0"/>
+          <w:color w:val="888888"/>
+          <w:sz w:val="24"/>
+        </w:rPr>
+        <w:t>Two high-speed trains collide near Toledo, Spain</w:t>
+      </w:r>
+    </w:p>
+    <w:p>
+      <w:r>
+        <w:rPr>
+          <w:rFonts w:ascii="Times New Roman" w:hAnsi="Times New Roman" w:eastAsia="宋体"/>
+          <w:color w:val="888888"/>
+          <w:sz w:val="18"/>
+        </w:rPr>
+        <w:t>来源:Hacker News | 时间:10-28 20:35</w:t>
+      </w:r>
+    </w:p>
+    <w:p>
+      <w:r>
+        <w:rPr>
+          <w:rFonts w:ascii="Times New Roman" w:hAnsi="Times New Roman" w:eastAsia="宋体"/>
+          <w:sz w:val="18"/>
+        </w:rPr>
+        <w:t>链接:</w:t>
+      </w:r>
+      <w:hyperlink r:id="rId12">
+        <w:r>
+          <w:rPr>
+            <w:color w:val="0563C1"/>
+            <w:u w:val="single"/>
+          </w:rPr>
+          <w:t>Two high-speed trains collide near Toledo, Spain</w:t>
+        </w:r>
+      </w:hyperlink>
+    </w:p>
+    <w:p>
+      <w:pPr>
+        <w:pStyle w:val="Heading3"/>
+      </w:pPr>
+      <w:r>
+        <w:rPr>
+          <w:rFonts w:ascii="Times New Roman" w:hAnsi="Times New Roman" w:eastAsia="黑体"/>
+          <w:b w:val="0"/>
+          <w:color w:val="888888"/>
+          <w:sz w:val="24"/>
+        </w:rPr>
+        <w:t>【C级·参考】</w:t>
+      </w:r>
+      <w:r>
+        <w:rPr>
+          <w:rFonts w:ascii="Times New Roman" w:hAnsi="Times New Roman" w:eastAsia="黑体"/>
+          <w:b w:val="0"/>
+          <w:color w:val="888888"/>
+          <w:sz w:val="24"/>
+        </w:rPr>
         <w:t>菲尔兹奖得主邓煜提醒：人类不能放弃自主思考给 AI 当狗</w:t>
       </w:r>
     </w:p>
@@ -91,7 +295,7 @@
         </w:rPr>
         <w:t>链接:</w:t>
       </w:r>
-      <w:hyperlink r:id="rId9">
+      <w:hyperlink r:id="rId13">
         <w:r>
           <w:rPr>
             <w:color w:val="0563C1"/>
@@ -142,7 +346,7 @@
         </w:rPr>
         <w:t>链接:</w:t>
       </w:r>
-      <w:hyperlink r:id="rId10">
+      <w:hyperlink r:id="rId14">
         <w:r>
           <w:rPr>
             <w:color w:val="0563C1"/>
@@ -193,7 +397,7 @@
         </w:rPr>
         <w:t>链接:</w:t>
       </w:r>
-      <w:hyperlink r:id="rId11">
+      <w:hyperlink r:id="rId15">
         <w:r>
           <w:rPr>
             <w:color w:val="0563C1"/>
@@ -244,166 +448,13 @@
         </w:rPr>
         <w:t>链接:</w:t>
       </w:r>
-      <w:hyperlink r:id="rId12">
+      <w:hyperlink r:id="rId16">
         <w:r>
           <w:rPr>
             <w:color w:val="0563C1"/>
             <w:u w:val="single"/>
           </w:rPr>
           <w:t>苹果诉 OpenAI 案新进展：法官允许苹果扩大取证范围</w:t>
-        </w:r>
-      </w:hyperlink>
-    </w:p>
-    <w:p>
-      <w:pPr>
-        <w:pStyle w:val="Heading3"/>
-      </w:pPr>
-      <w:r>
-        <w:rPr>
-          <w:rFonts w:ascii="Times New Roman" w:hAnsi="Times New Roman" w:eastAsia="黑体"/>
-          <w:b w:val="0"/>
-          <w:color w:val="888888"/>
-          <w:sz w:val="24"/>
-        </w:rPr>
-        <w:t>【C级·参考】</w:t>
-      </w:r>
-      <w:r>
-        <w:rPr>
-          <w:rFonts w:ascii="Times New Roman" w:hAnsi="Times New Roman" w:eastAsia="黑体"/>
-          <w:b w:val="0"/>
-          <w:color w:val="888888"/>
-          <w:sz w:val="24"/>
-        </w:rPr>
-        <w:t>央视实测 AI 可复原被打码的二维码，专家给出防破解技巧</w:t>
-      </w:r>
-    </w:p>
-    <w:p>
-      <w:r>
-        <w:rPr>
-          <w:rFonts w:ascii="Times New Roman" w:hAnsi="Times New Roman" w:eastAsia="宋体"/>
-          <w:color w:val="888888"/>
-          <w:sz w:val="18"/>
-        </w:rPr>
-        <w:t>来源:IT之家 | 时间:10-28 17:18</w:t>
-      </w:r>
-    </w:p>
-    <w:p>
-      <w:r>
-        <w:rPr>
-          <w:rFonts w:ascii="Times New Roman" w:hAnsi="Times New Roman" w:eastAsia="宋体"/>
-          <w:sz w:val="18"/>
-        </w:rPr>
-        <w:t>链接:</w:t>
-      </w:r>
-      <w:hyperlink r:id="rId13">
-        <w:r>
-          <w:rPr>
-            <w:color w:val="0563C1"/>
-            <w:u w:val="single"/>
-          </w:rPr>
-          <w:t>央视实测 AI 可复原被打码的二维码，专家给出防破解技巧</w:t>
-        </w:r>
-      </w:hyperlink>
-    </w:p>
-    <w:p>
-      <w:pPr>
-        <w:pStyle w:val="Heading3"/>
-      </w:pPr>
-      <w:r>
-        <w:rPr>
-          <w:rFonts w:ascii="Times New Roman" w:hAnsi="Times New Roman" w:eastAsia="黑体"/>
-          <w:b w:val="0"/>
-          <w:color w:val="888888"/>
-          <w:sz w:val="24"/>
-        </w:rPr>
-        <w:t>【C级·参考】</w:t>
-      </w:r>
-      <w:r>
-        <w:rPr>
-          <w:rFonts w:ascii="Times New Roman" w:hAnsi="Times New Roman" w:eastAsia="黑体"/>
-          <w:b w:val="0"/>
-          <w:color w:val="888888"/>
-          <w:sz w:val="24"/>
-        </w:rPr>
-        <w:t>抖音整治 AI 恶意营销号，近一月处置违规账号 50.7 万个</w:t>
-      </w:r>
-    </w:p>
-    <w:p>
-      <w:r>
-        <w:rPr>
-          <w:rFonts w:ascii="Times New Roman" w:hAnsi="Times New Roman" w:eastAsia="宋体"/>
-          <w:color w:val="888888"/>
-          <w:sz w:val="18"/>
-        </w:rPr>
-        <w:t>来源:IT之家 | 时间:10-28 17:06</w:t>
-      </w:r>
-    </w:p>
-    <w:p>
-      <w:r>
-        <w:rPr>
-          <w:rFonts w:ascii="Times New Roman" w:hAnsi="Times New Roman" w:eastAsia="宋体"/>
-          <w:sz w:val="18"/>
-        </w:rPr>
-        <w:t>链接:</w:t>
-      </w:r>
-      <w:hyperlink r:id="rId14">
-        <w:r>
-          <w:rPr>
-            <w:color w:val="0563C1"/>
-            <w:u w:val="single"/>
-          </w:rPr>
-          <w:t>抖音整治 AI 恶意营销号，近一月处置违规账号 50.7 万个</w:t>
-        </w:r>
-      </w:hyperlink>
-    </w:p>
-    <w:p>
-      <w:pPr>
-        <w:pStyle w:val="Heading3"/>
-      </w:pPr>
-      <w:r>
-        <w:rPr>
-          <w:rFonts w:ascii="Times New Roman" w:hAnsi="Times New Roman" w:eastAsia="黑体"/>
-          <w:b w:val="0"/>
-          <w:color w:val="888888"/>
-          <w:sz w:val="24"/>
-        </w:rPr>
-        <w:t>【C级·参考】</w:t>
-      </w:r>
-      <w:r>
-        <w:rPr>
-          <w:rFonts w:ascii="Times New Roman" w:hAnsi="Times New Roman" w:eastAsia="黑体"/>
-          <w:b w:val="0"/>
-          <w:color w:val="888888"/>
-          <w:sz w:val="24"/>
-        </w:rPr>
-        <w:t>ASIC 设计企业智原收获 AI 芯片开案：三星 2nm，3D 堆叠 DRAM</w:t>
-      </w:r>
-    </w:p>
-    <w:p>
-      <w:r>
-        <w:rPr>
-          <w:rFonts w:ascii="Times New Roman" w:hAnsi="Times New Roman" w:eastAsia="宋体"/>
-          <w:color w:val="888888"/>
-          <w:sz w:val="18"/>
-        </w:rPr>
-        <w:t>来源:IT之家 | 时间:10-28 17:01</w:t>
-      </w:r>
-    </w:p>
-    <w:p>
-      <w:r>
-        <w:rPr>
-          <w:rFonts w:ascii="Times New Roman" w:hAnsi="Times New Roman" w:eastAsia="宋体"/>
-          <w:sz w:val="18"/>
-        </w:rPr>
-        <w:t>链接:</w:t>
-      </w:r>
-      <w:hyperlink r:id="rId15">
-        <w:r>
-          <w:rPr>
-            <w:color w:val="0563C1"/>
-            <w:u w:val="single"/>
-          </w:rPr>
-          <w:t>ASIC 设计企业智原收获 AI 芯片开案：三星 2nm，3D 堆叠 DRAM</w:t>
         </w:r>
       </w:hyperlink>
     </w:p>
@@ -448,7 +499,7 @@
         </w:rPr>
         <w:t>链接:</w:t>
       </w:r>
-      <w:hyperlink r:id="rId16">
+      <w:hyperlink r:id="rId17">
         <w:r>
           <w:rPr>
             <w:color w:val="0563C1"/>
@@ -499,7 +550,7 @@
         </w:rPr>
         <w:t>链接:</w:t>
       </w:r>
-      <w:hyperlink r:id="rId17">
+      <w:hyperlink r:id="rId18">
         <w:r>
           <w:rPr>
             <w:color w:val="0563C1"/>
@@ -550,13 +601,64 @@
         </w:rPr>
         <w:t>链接:</w:t>
       </w:r>
-      <w:hyperlink r:id="rId18">
+      <w:hyperlink r:id="rId19">
         <w:r>
           <w:rPr>
             <w:color w:val="0563C1"/>
             <w:u w:val="single"/>
           </w:rPr>
           <w:t>乐奇Rokid发布三款新品：用AI眼镜+戒指诠释行业“iPhone时刻”</w:t>
+        </w:r>
+      </w:hyperlink>
+    </w:p>
+    <w:p>
+      <w:pPr>
+        <w:pStyle w:val="Heading3"/>
+      </w:pPr>
+      <w:r>
+        <w:rPr>
+          <w:rFonts w:ascii="Times New Roman" w:hAnsi="Times New Roman" w:eastAsia="黑体"/>
+          <w:b w:val="0"/>
+          <w:color w:val="888888"/>
+          <w:sz w:val="24"/>
+        </w:rPr>
+        <w:t>【C级·参考】</w:t>
+      </w:r>
+      <w:r>
+        <w:rPr>
+          <w:rFonts w:ascii="Times New Roman" w:hAnsi="Times New Roman" w:eastAsia="黑体"/>
+          <w:b w:val="0"/>
+          <w:color w:val="888888"/>
+          <w:sz w:val="24"/>
+        </w:rPr>
+        <w:t>互动影游《三体：审判前夜》明年发售，超300分钟动画全部AI制作！</w:t>
+      </w:r>
+    </w:p>
+    <w:p>
+      <w:r>
+        <w:rPr>
+          <w:rFonts w:ascii="Times New Roman" w:hAnsi="Times New Roman" w:eastAsia="宋体"/>
+          <w:color w:val="888888"/>
+          <w:sz w:val="18"/>
+        </w:rPr>
+        <w:t>来源:GameLook | 时间:10-28 10:06</w:t>
+      </w:r>
+    </w:p>
+    <w:p>
+      <w:r>
+        <w:rPr>
+          <w:rFonts w:ascii="Times New Roman" w:hAnsi="Times New Roman" w:eastAsia="宋体"/>
+          <w:sz w:val="18"/>
+        </w:rPr>
+        <w:t>链接:</w:t>
+      </w:r>
+      <w:hyperlink r:id="rId20">
+        <w:r>
+          <w:rPr>
+            <w:color w:val="0563C1"/>
+            <w:u w:val="single"/>
+          </w:rPr>
+          <w:t>互动影游《三体：审判前夜》明年发售，超300分钟动画全部AI制作！</w:t>
         </w:r>
       </w:hyperlink>
     </w:p>
@@ -601,7 +703,7 @@
         </w:rPr>
         <w:t>链接:</w:t>
       </w:r>
-      <w:hyperlink r:id="rId19">
+      <w:hyperlink r:id="rId21">
         <w:r>
           <w:rPr>
             <w:color w:val="0563C1"/>
@@ -652,7 +754,7 @@
         </w:rPr>
         <w:t>链接:</w:t>
       </w:r>
-      <w:hyperlink r:id="rId20">
+      <w:hyperlink r:id="rId22">
         <w:r>
           <w:rPr>
             <w:color w:val="0563C1"/>
@@ -703,370 +805,13 @@
         </w:rPr>
         <w:t>链接:</w:t>
       </w:r>
-      <w:hyperlink r:id="rId21">
+      <w:hyperlink r:id="rId23">
         <w:r>
           <w:rPr>
             <w:color w:val="0563C1"/>
             <w:u w:val="single"/>
           </w:rPr>
           <w:t>Tailscale SSH: Investigation and remediation update</w:t>
-        </w:r>
-      </w:hyperlink>
-    </w:p>
-    <w:p>
-      <w:pPr>
-        <w:pStyle w:val="Heading3"/>
-      </w:pPr>
-      <w:r>
-        <w:rPr>
-          <w:rFonts w:ascii="Times New Roman" w:hAnsi="Times New Roman" w:eastAsia="黑体"/>
-          <w:b w:val="0"/>
-          <w:color w:val="888888"/>
-          <w:sz w:val="24"/>
-        </w:rPr>
-        <w:t>【C级·参考】</w:t>
-      </w:r>
-      <w:r>
-        <w:rPr>
-          <w:rFonts w:ascii="Times New Roman" w:hAnsi="Times New Roman" w:eastAsia="黑体"/>
-          <w:b w:val="0"/>
-          <w:color w:val="888888"/>
-          <w:sz w:val="24"/>
-        </w:rPr>
-        <w:t>Survival LLM: AI assistant and emergency library that runs on your own computer</w:t>
-      </w:r>
-    </w:p>
-    <w:p>
-      <w:r>
-        <w:rPr>
-          <w:rFonts w:ascii="Times New Roman" w:hAnsi="Times New Roman" w:eastAsia="宋体"/>
-          <w:color w:val="888888"/>
-          <w:sz w:val="18"/>
-        </w:rPr>
-        <w:t>来源:Hacker News | 时间:10-28 03:55</w:t>
-      </w:r>
-    </w:p>
-    <w:p>
-      <w:r>
-        <w:rPr>
-          <w:rFonts w:ascii="Times New Roman" w:hAnsi="Times New Roman" w:eastAsia="宋体"/>
-          <w:sz w:val="18"/>
-        </w:rPr>
-        <w:t>链接:</w:t>
-      </w:r>
-      <w:hyperlink r:id="rId22">
-        <w:r>
-          <w:rPr>
-            <w:color w:val="0563C1"/>
-            <w:u w:val="single"/>
-          </w:rPr>
-          <w:t>Survival LLM: AI assistant and emergency library that runs on your own computer</w:t>
-        </w:r>
-      </w:hyperlink>
-    </w:p>
-    <w:p>
-      <w:pPr>
-        <w:pStyle w:val="Heading3"/>
-      </w:pPr>
-      <w:r>
-        <w:rPr>
-          <w:rFonts w:ascii="Times New Roman" w:hAnsi="Times New Roman" w:eastAsia="黑体"/>
-          <w:b w:val="0"/>
-          <w:color w:val="888888"/>
-          <w:sz w:val="24"/>
-        </w:rPr>
-        <w:t>【C级·参考】</w:t>
-      </w:r>
-      <w:r>
-        <w:rPr>
-          <w:rFonts w:ascii="Times New Roman" w:hAnsi="Times New Roman" w:eastAsia="黑体"/>
-          <w:b w:val="0"/>
-          <w:color w:val="888888"/>
-          <w:sz w:val="24"/>
-        </w:rPr>
-        <w:t>海南师范大学与中国知网联合研发的“海南省数智教育大模型”发布</w:t>
-      </w:r>
-    </w:p>
-    <w:p>
-      <w:r>
-        <w:rPr>
-          <w:rFonts w:ascii="Times New Roman" w:hAnsi="Times New Roman" w:eastAsia="宋体"/>
-          <w:color w:val="888888"/>
-          <w:sz w:val="18"/>
-        </w:rPr>
-        <w:t>来源:Bing新闻 | 时间:10-28 03:24</w:t>
-      </w:r>
-    </w:p>
-    <w:p>
-      <w:r>
-        <w:rPr>
-          <w:rFonts w:ascii="Times New Roman" w:hAnsi="Times New Roman" w:eastAsia="宋体"/>
-          <w:sz w:val="18"/>
-        </w:rPr>
-        <w:t>链接:</w:t>
-      </w:r>
-      <w:hyperlink r:id="rId23">
-        <w:r>
-          <w:rPr>
-            <w:color w:val="0563C1"/>
-            <w:u w:val="single"/>
-          </w:rPr>
-          <w:t>海南师范大学与中国知网联合研发的“海南省数智教育大模型”发布</w:t>
-        </w:r>
-      </w:hyperlink>
-    </w:p>
-    <w:p>
-      <w:pPr>
-        <w:pStyle w:val="Heading3"/>
-      </w:pPr>
-      <w:r>
-        <w:rPr>
-          <w:rFonts w:ascii="Times New Roman" w:hAnsi="Times New Roman" w:eastAsia="黑体"/>
-          <w:b w:val="0"/>
-          <w:color w:val="888888"/>
-          <w:sz w:val="24"/>
-        </w:rPr>
-        <w:t>【C级·参考】</w:t>
-      </w:r>
-      <w:r>
-        <w:rPr>
-          <w:rFonts w:ascii="Times New Roman" w:hAnsi="Times New Roman" w:eastAsia="黑体"/>
-          <w:b w:val="0"/>
-          <w:color w:val="888888"/>
-          <w:sz w:val="24"/>
-        </w:rPr>
-        <w:t>乐奇发布全彩AI眼镜：开启AI眼镜新时代</w:t>
-      </w:r>
-    </w:p>
-    <w:p>
-      <w:r>
-        <w:rPr>
-          <w:rFonts w:ascii="Times New Roman" w:hAnsi="Times New Roman" w:eastAsia="宋体"/>
-          <w:color w:val="888888"/>
-          <w:sz w:val="18"/>
-        </w:rPr>
-        <w:t>来源:Bing新闻 | 时间:10-28 01:18</w:t>
-      </w:r>
-    </w:p>
-    <w:p>
-      <w:r>
-        <w:rPr>
-          <w:rFonts w:ascii="Times New Roman" w:hAnsi="Times New Roman" w:eastAsia="宋体"/>
-          <w:sz w:val="18"/>
-        </w:rPr>
-        <w:t>链接:</w:t>
-      </w:r>
-      <w:hyperlink r:id="rId24">
-        <w:r>
-          <w:rPr>
-            <w:color w:val="0563C1"/>
-            <w:u w:val="single"/>
-          </w:rPr>
-          <w:t>乐奇发布全彩AI眼镜：开启AI眼镜新时代</w:t>
-        </w:r>
-      </w:hyperlink>
-    </w:p>
-    <w:p>
-      <w:pPr>
-        <w:pStyle w:val="Heading3"/>
-      </w:pPr>
-      <w:r>
-        <w:rPr>
-          <w:rFonts w:ascii="Times New Roman" w:hAnsi="Times New Roman" w:eastAsia="黑体"/>
-          <w:b w:val="0"/>
-          <w:color w:val="888888"/>
-          <w:sz w:val="24"/>
-        </w:rPr>
-        <w:t>【C级·参考】</w:t>
-      </w:r>
-      <w:r>
-        <w:rPr>
-          <w:rFonts w:ascii="Times New Roman" w:hAnsi="Times New Roman" w:eastAsia="黑体"/>
-          <w:b w:val="0"/>
-          <w:color w:val="888888"/>
-          <w:sz w:val="24"/>
-        </w:rPr>
-        <w:t>打响指能拍照，眼镜里刷短视频！Rokid发布AI全彩眼镜</w:t>
-      </w:r>
-    </w:p>
-    <w:p>
-      <w:r>
-        <w:rPr>
-          <w:rFonts w:ascii="Times New Roman" w:hAnsi="Times New Roman" w:eastAsia="宋体"/>
-          <w:color w:val="888888"/>
-          <w:sz w:val="18"/>
-        </w:rPr>
-        <w:t>来源:Bing新闻 | 时间:10-28 01:00</w:t>
-      </w:r>
-    </w:p>
-    <w:p>
-      <w:r>
-        <w:rPr>
-          <w:rFonts w:ascii="Times New Roman" w:hAnsi="Times New Roman" w:eastAsia="宋体"/>
-          <w:sz w:val="18"/>
-        </w:rPr>
-        <w:t>链接:</w:t>
-      </w:r>
-      <w:hyperlink r:id="rId25">
-        <w:r>
-          <w:rPr>
-            <w:color w:val="0563C1"/>
-            <w:u w:val="single"/>
-          </w:rPr>
-          <w:t>打响指能拍照，眼镜里刷短视频！Rokid发布AI全彩眼镜</w:t>
-        </w:r>
-      </w:hyperlink>
-    </w:p>
-    <w:p>
-      <w:pPr>
-        <w:pStyle w:val="Heading3"/>
-      </w:pPr>
-      <w:r>
-        <w:rPr>
-          <w:rFonts w:ascii="Times New Roman" w:hAnsi="Times New Roman" w:eastAsia="黑体"/>
-          <w:b w:val="0"/>
-          <w:color w:val="888888"/>
-          <w:sz w:val="24"/>
-        </w:rPr>
-        <w:t>【C级·参考】</w:t>
-      </w:r>
-      <w:r>
-        <w:rPr>
-          <w:rFonts w:ascii="Times New Roman" w:hAnsi="Times New Roman" w:eastAsia="黑体"/>
-          <w:b w:val="0"/>
-          <w:color w:val="888888"/>
-          <w:sz w:val="24"/>
-        </w:rPr>
-        <w:t>乐奇Rokid发布新一代AI眼镜产品矩阵，从日常佩戴到全彩交互</w:t>
-      </w:r>
-    </w:p>
-    <w:p>
-      <w:r>
-        <w:rPr>
-          <w:rFonts w:ascii="Times New Roman" w:hAnsi="Times New Roman" w:eastAsia="宋体"/>
-          <w:color w:val="888888"/>
-          <w:sz w:val="18"/>
-        </w:rPr>
-        <w:t>来源:Bing新闻 | 时间:10-27 19:47</w:t>
-      </w:r>
-    </w:p>
-    <w:p>
-      <w:r>
-        <w:rPr>
-          <w:rFonts w:ascii="Times New Roman" w:hAnsi="Times New Roman" w:eastAsia="宋体"/>
-          <w:sz w:val="18"/>
-        </w:rPr>
-        <w:t>链接:</w:t>
-      </w:r>
-      <w:hyperlink r:id="rId26">
-        <w:r>
-          <w:rPr>
-            <w:color w:val="0563C1"/>
-            <w:u w:val="single"/>
-          </w:rPr>
-          <w:t>乐奇Rokid发布新一代AI眼镜产品矩阵，从日常佩戴到全彩交互</w:t>
-        </w:r>
-      </w:hyperlink>
-    </w:p>
-    <w:p>
-      <w:pPr>
-        <w:pStyle w:val="Heading3"/>
-      </w:pPr>
-      <w:r>
-        <w:rPr>
-          <w:rFonts w:ascii="Times New Roman" w:hAnsi="Times New Roman" w:eastAsia="黑体"/>
-          <w:b w:val="0"/>
-          <w:color w:val="888888"/>
-          <w:sz w:val="24"/>
-        </w:rPr>
-        <w:t>【C级·参考】</w:t>
-      </w:r>
-      <w:r>
-        <w:rPr>
-          <w:rFonts w:ascii="Times New Roman" w:hAnsi="Times New Roman" w:eastAsia="黑体"/>
-          <w:b w:val="0"/>
-          <w:color w:val="888888"/>
-          <w:sz w:val="24"/>
-        </w:rPr>
-        <w:t>把全彩显示与微手势装进一副眼镜，乐奇 Rokid 想让 AI 从眼前走进日常</w:t>
-      </w:r>
-    </w:p>
-    <w:p>
-      <w:r>
-        <w:rPr>
-          <w:rFonts w:ascii="Times New Roman" w:hAnsi="Times New Roman" w:eastAsia="宋体"/>
-          <w:color w:val="888888"/>
-          <w:sz w:val="18"/>
-        </w:rPr>
-        <w:t>来源:Bing新闻 | 时间:10-27 19:35</w:t>
-      </w:r>
-    </w:p>
-    <w:p>
-      <w:r>
-        <w:rPr>
-          <w:rFonts w:ascii="Times New Roman" w:hAnsi="Times New Roman" w:eastAsia="宋体"/>
-          <w:sz w:val="18"/>
-        </w:rPr>
-        <w:t>链接:</w:t>
-      </w:r>
-      <w:hyperlink r:id="rId27">
-        <w:r>
-          <w:rPr>
-            <w:color w:val="0563C1"/>
-            <w:u w:val="single"/>
-          </w:rPr>
-          <w:t>把全彩显示与微手势装进一副眼镜，乐奇 Rokid 想让 AI 从眼前走进日常</w:t>
-        </w:r>
-      </w:hyperlink>
-    </w:p>
-    <w:p>
-      <w:pPr>
-        <w:pStyle w:val="Heading3"/>
-      </w:pPr>
-      <w:r>
-        <w:rPr>
-          <w:rFonts w:ascii="Times New Roman" w:hAnsi="Times New Roman" w:eastAsia="黑体"/>
-          <w:b w:val="0"/>
-          <w:color w:val="888888"/>
-          <w:sz w:val="24"/>
-        </w:rPr>
-        <w:t>【C级·参考】</w:t>
-      </w:r>
-      <w:r>
-        <w:rPr>
-          <w:rFonts w:ascii="Times New Roman" w:hAnsi="Times New Roman" w:eastAsia="黑体"/>
-          <w:b w:val="0"/>
-          <w:color w:val="888888"/>
-          <w:sz w:val="24"/>
-        </w:rPr>
-        <w:t>国产大模型OCR开源发布！2026年超长文档解析终于不‘卡页’了</w:t>
-      </w:r>
-    </w:p>
-    <w:p>
-      <w:r>
-        <w:rPr>
-          <w:rFonts w:ascii="Times New Roman" w:hAnsi="Times New Roman" w:eastAsia="宋体"/>
-          <w:color w:val="888888"/>
-          <w:sz w:val="18"/>
-        </w:rPr>
-        <w:t>来源:Bing新闻 | 时间:10-27 18:35</w:t>
-      </w:r>
-    </w:p>
-    <w:p>
-      <w:r>
-        <w:rPr>
-          <w:rFonts w:ascii="Times New Roman" w:hAnsi="Times New Roman" w:eastAsia="宋体"/>
-          <w:sz w:val="18"/>
-        </w:rPr>
-        <w:t>链接:</w:t>
-      </w:r>
-      <w:hyperlink r:id="rId28">
-        <w:r>
-          <w:rPr>
-            <w:color w:val="0563C1"/>
-            <w:u w:val="single"/>
-          </w:rPr>
-          <w:t>国产大模型OCR开源发布！2026年超长文档解析终于不‘卡页’了</w:t>
         </w:r>
       </w:hyperlink>
     </w:p>
@@ -1123,7 +868,7 @@
         </w:rPr>
         <w:t>链接:</w:t>
       </w:r>
-      <w:hyperlink r:id="rId29">
+      <w:hyperlink r:id="rId24">
         <w:r>
           <w:rPr>
             <w:color w:val="0563C1"/>
@@ -1186,7 +931,7 @@
         </w:rPr>
         <w:t>链接:</w:t>
       </w:r>
-      <w:hyperlink r:id="rId30">
+      <w:hyperlink r:id="rId25">
         <w:r>
           <w:rPr>
             <w:color w:val="0563C1"/>
@@ -1237,7 +982,7 @@
         </w:rPr>
         <w:t>链接:</w:t>
       </w:r>
-      <w:hyperlink r:id="rId31">
+      <w:hyperlink r:id="rId26">
         <w:r>
           <w:rPr>
             <w:color w:val="0563C1"/>
@@ -1317,7 +1062,7 @@
         </w:rPr>
         <w:t>链接:</w:t>
       </w:r>
-      <w:hyperlink r:id="rId32">
+      <w:hyperlink r:id="rId27">
         <w:r>
           <w:rPr>
             <w:color w:val="0563C1"/>
@@ -1368,7 +1113,7 @@
         </w:rPr>
         <w:t>链接:</w:t>
       </w:r>
-      <w:hyperlink r:id="rId33">
+      <w:hyperlink r:id="rId28">
         <w:r>
           <w:rPr>
             <w:color w:val="0563C1"/>
@@ -1419,7 +1164,7 @@
         </w:rPr>
         <w:t>链接:</w:t>
       </w:r>
-      <w:hyperlink r:id="rId34">
+      <w:hyperlink r:id="rId29">
         <w:r>
           <w:rPr>
             <w:color w:val="0563C1"/>
@@ -1470,7 +1215,7 @@
         </w:rPr>
         <w:t>链接:</w:t>
       </w:r>
-      <w:hyperlink r:id="rId35">
+      <w:hyperlink r:id="rId30">
         <w:r>
           <w:rPr>
             <w:color w:val="0563C1"/>
@@ -1521,7 +1266,7 @@
         </w:rPr>
         <w:t>链接:</w:t>
       </w:r>
-      <w:hyperlink r:id="rId36">
+      <w:hyperlink r:id="rId31">
         <w:r>
           <w:rPr>
             <w:color w:val="0563C1"/>
@@ -1572,13 +1317,268 @@
         </w:rPr>
         <w:t>链接:</w:t>
       </w:r>
+      <w:hyperlink r:id="rId32">
+        <w:r>
+          <w:rPr>
+            <w:color w:val="0563C1"/>
+            <w:u w:val="single"/>
+          </w:rPr>
+          <w:t>腾讯视频 2027 大剧片单公布：《三体：黑暗森林》《超新星纪元》《流浪地球短篇集》等在列</w:t>
+        </w:r>
+      </w:hyperlink>
+    </w:p>
+    <w:p>
+      <w:pPr>
+        <w:pStyle w:val="Heading3"/>
+      </w:pPr>
+      <w:r>
+        <w:rPr>
+          <w:rFonts w:ascii="Times New Roman" w:hAnsi="Times New Roman" w:eastAsia="黑体"/>
+          <w:b w:val="0"/>
+          <w:color w:val="888888"/>
+          <w:sz w:val="24"/>
+        </w:rPr>
+        <w:t>【C级·参考】</w:t>
+      </w:r>
+      <w:r>
+        <w:rPr>
+          <w:rFonts w:ascii="Times New Roman" w:hAnsi="Times New Roman" w:eastAsia="黑体"/>
+          <w:b w:val="0"/>
+          <w:color w:val="888888"/>
+          <w:sz w:val="24"/>
+        </w:rPr>
+        <w:t>2亿下载的《宝可梦大集结》官宣全球停运，腾讯与任天堂合作正在“换道”？</w:t>
+      </w:r>
+    </w:p>
+    <w:p>
+      <w:r>
+        <w:rPr>
+          <w:rFonts w:ascii="Times New Roman" w:hAnsi="Times New Roman" w:eastAsia="宋体"/>
+          <w:color w:val="888888"/>
+          <w:sz w:val="18"/>
+        </w:rPr>
+        <w:t>来源:GameLook | 时间:10-28 12:07</w:t>
+      </w:r>
+    </w:p>
+    <w:p>
+      <w:r>
+        <w:rPr>
+          <w:rFonts w:ascii="Times New Roman" w:hAnsi="Times New Roman" w:eastAsia="宋体"/>
+          <w:sz w:val="18"/>
+        </w:rPr>
+        <w:t>链接:</w:t>
+      </w:r>
+      <w:hyperlink r:id="rId33">
+        <w:r>
+          <w:rPr>
+            <w:color w:val="0563C1"/>
+            <w:u w:val="single"/>
+          </w:rPr>
+          <w:t>2亿下载的《宝可梦大集结》官宣全球停运，腾讯与任天堂合作正在“换道”？</w:t>
+        </w:r>
+      </w:hyperlink>
+    </w:p>
+    <w:p>
+      <w:pPr>
+        <w:pStyle w:val="Heading3"/>
+      </w:pPr>
+      <w:r>
+        <w:rPr>
+          <w:rFonts w:ascii="Times New Roman" w:hAnsi="Times New Roman" w:eastAsia="黑体"/>
+          <w:b w:val="0"/>
+          <w:color w:val="888888"/>
+          <w:sz w:val="24"/>
+        </w:rPr>
+        <w:t>【C级·参考】</w:t>
+      </w:r>
+      <w:r>
+        <w:rPr>
+          <w:rFonts w:ascii="Times New Roman" w:hAnsi="Times New Roman" w:eastAsia="黑体"/>
+          <w:b w:val="0"/>
+          <w:color w:val="888888"/>
+          <w:sz w:val="24"/>
+        </w:rPr>
+        <w:t>“不想给TGA年度游戏就直说”！《影之刃零》M站媒体评分88，比《悟空》高7分</w:t>
+      </w:r>
+    </w:p>
+    <w:p>
+      <w:r>
+        <w:rPr>
+          <w:rFonts w:ascii="Times New Roman" w:hAnsi="Times New Roman" w:eastAsia="宋体"/>
+          <w:color w:val="888888"/>
+          <w:sz w:val="18"/>
+        </w:rPr>
+        <w:t>来源:GameLook | 时间:10-28 09:59</w:t>
+      </w:r>
+    </w:p>
+    <w:p>
+      <w:r>
+        <w:rPr>
+          <w:rFonts w:ascii="Times New Roman" w:hAnsi="Times New Roman" w:eastAsia="宋体"/>
+          <w:sz w:val="18"/>
+        </w:rPr>
+        <w:t>链接:</w:t>
+      </w:r>
+      <w:hyperlink r:id="rId34">
+        <w:r>
+          <w:rPr>
+            <w:color w:val="0563C1"/>
+            <w:u w:val="single"/>
+          </w:rPr>
+          <w:t>“不想给TGA年度游戏就直说”！《影之刃零》M站媒体评分88，比《悟空》高7分</w:t>
+        </w:r>
+      </w:hyperlink>
+    </w:p>
+    <w:p>
+      <w:pPr>
+        <w:pStyle w:val="Heading3"/>
+      </w:pPr>
+      <w:r>
+        <w:rPr>
+          <w:rFonts w:ascii="Times New Roman" w:hAnsi="Times New Roman" w:eastAsia="黑体"/>
+          <w:b w:val="0"/>
+          <w:color w:val="888888"/>
+          <w:sz w:val="24"/>
+        </w:rPr>
+        <w:t>【C级·参考】</w:t>
+      </w:r>
+      <w:r>
+        <w:rPr>
+          <w:rFonts w:ascii="Times New Roman" w:hAnsi="Times New Roman" w:eastAsia="黑体"/>
+          <w:b w:val="0"/>
+          <w:color w:val="888888"/>
+          <w:sz w:val="24"/>
+        </w:rPr>
+        <w:t>西山居的小游戏成了？《剑网1》微信畅销榜第12，新游《工匠小能手》第19</w:t>
+      </w:r>
+    </w:p>
+    <w:p>
+      <w:r>
+        <w:rPr>
+          <w:rFonts w:ascii="Times New Roman" w:hAnsi="Times New Roman" w:eastAsia="宋体"/>
+          <w:color w:val="888888"/>
+          <w:sz w:val="18"/>
+        </w:rPr>
+        <w:t>来源:GameLook | 时间:10-28 09:51</w:t>
+      </w:r>
+    </w:p>
+    <w:p>
+      <w:r>
+        <w:rPr>
+          <w:rFonts w:ascii="Times New Roman" w:hAnsi="Times New Roman" w:eastAsia="宋体"/>
+          <w:sz w:val="18"/>
+        </w:rPr>
+        <w:t>链接:</w:t>
+      </w:r>
+      <w:hyperlink r:id="rId35">
+        <w:r>
+          <w:rPr>
+            <w:color w:val="0563C1"/>
+            <w:u w:val="single"/>
+          </w:rPr>
+          <w:t>西山居的小游戏成了？《剑网1》微信畅销榜第12，新游《工匠小能手》第19</w:t>
+        </w:r>
+      </w:hyperlink>
+    </w:p>
+    <w:p>
+      <w:pPr>
+        <w:pStyle w:val="Heading3"/>
+      </w:pPr>
+      <w:r>
+        <w:rPr>
+          <w:rFonts w:ascii="Times New Roman" w:hAnsi="Times New Roman" w:eastAsia="黑体"/>
+          <w:b w:val="0"/>
+          <w:color w:val="888888"/>
+          <w:sz w:val="24"/>
+        </w:rPr>
+        <w:t>【C级·参考】</w:t>
+      </w:r>
+      <w:r>
+        <w:rPr>
+          <w:rFonts w:ascii="Times New Roman" w:hAnsi="Times New Roman" w:eastAsia="黑体"/>
+          <w:b w:val="0"/>
+          <w:color w:val="888888"/>
+          <w:sz w:val="24"/>
+        </w:rPr>
+        <w:t>2026胡润百富榜：张一鸣夺冠，马化腾第4、丁磊第8，米哈游三巨头身价大涨60%</w:t>
+      </w:r>
+    </w:p>
+    <w:p>
+      <w:r>
+        <w:rPr>
+          <w:rFonts w:ascii="Times New Roman" w:hAnsi="Times New Roman" w:eastAsia="宋体"/>
+          <w:color w:val="888888"/>
+          <w:sz w:val="18"/>
+        </w:rPr>
+        <w:t>来源:GameLook | 时间:10-28 09:44</w:t>
+      </w:r>
+    </w:p>
+    <w:p>
+      <w:r>
+        <w:rPr>
+          <w:rFonts w:ascii="Times New Roman" w:hAnsi="Times New Roman" w:eastAsia="宋体"/>
+          <w:sz w:val="18"/>
+        </w:rPr>
+        <w:t>链接:</w:t>
+      </w:r>
+      <w:hyperlink r:id="rId36">
+        <w:r>
+          <w:rPr>
+            <w:color w:val="0563C1"/>
+            <w:u w:val="single"/>
+          </w:rPr>
+          <w:t>2026胡润百富榜：张一鸣夺冠，马化腾第4、丁磊第8，米哈游三巨头身价大涨60%</w:t>
+        </w:r>
+      </w:hyperlink>
+    </w:p>
+    <w:p>
+      <w:pPr>
+        <w:pStyle w:val="Heading3"/>
+      </w:pPr>
+      <w:r>
+        <w:rPr>
+          <w:rFonts w:ascii="Times New Roman" w:hAnsi="Times New Roman" w:eastAsia="黑体"/>
+          <w:b w:val="0"/>
+          <w:color w:val="888888"/>
+          <w:sz w:val="24"/>
+        </w:rPr>
+        <w:t>【C级·参考】</w:t>
+      </w:r>
+      <w:r>
+        <w:rPr>
+          <w:rFonts w:ascii="Times New Roman" w:hAnsi="Times New Roman" w:eastAsia="黑体"/>
+          <w:b w:val="0"/>
+          <w:color w:val="888888"/>
+          <w:sz w:val="24"/>
+        </w:rPr>
+        <w:t>Epic好伤，开发者吐槽：“游戏全平台卖了2万份、EGS商店5天才卖1份！”</w:t>
+      </w:r>
+    </w:p>
+    <w:p>
+      <w:r>
+        <w:rPr>
+          <w:rFonts w:ascii="Times New Roman" w:hAnsi="Times New Roman" w:eastAsia="宋体"/>
+          <w:color w:val="888888"/>
+          <w:sz w:val="18"/>
+        </w:rPr>
+        <w:t>来源:GameLook | 时间:10-28 09:30</w:t>
+      </w:r>
+    </w:p>
+    <w:p>
+      <w:r>
+        <w:rPr>
+          <w:rFonts w:ascii="Times New Roman" w:hAnsi="Times New Roman" w:eastAsia="宋体"/>
+          <w:sz w:val="18"/>
+        </w:rPr>
+        <w:t>链接:</w:t>
+      </w:r>
       <w:hyperlink r:id="rId37">
         <w:r>
           <w:rPr>
             <w:color w:val="0563C1"/>
             <w:u w:val="single"/>
           </w:rPr>
-          <w:t>腾讯视频 2027 大剧片单公布：《三体：黑暗森林》《超新星纪元》《流浪地球短篇集》等在列</w:t>
+          <w:t>Epic好伤，开发者吐槽：“游戏全平台卖了2万份、EGS商店5天才卖1份！”</w:t>
         </w:r>
       </w:hyperlink>
     </w:p>
@@ -1671,7 +1671,7 @@
           <w:rFonts w:ascii="Times New Roman" w:hAnsi="Times New Roman" w:eastAsia="宋体"/>
           <w:sz w:val="18"/>
         </w:rPr>
-        <w:t>IT之家(60)、HackerNews(4)、Bing新闻(16)</w:t>
+        <w:t>IT之家(60)、GameLook(17)、HackerNews(5)、Bing新闻(14)</w:t>
       </w:r>
     </w:p>
     <w:p>
@@ -1688,7 +1688,7 @@
           <w:rFonts w:ascii="Times New Roman" w:hAnsi="Times New Roman" w:eastAsia="宋体"/>
           <w:sz w:val="18"/>
         </w:rPr>
-        <w:t>36氪(no entries)、GameLook(HTTP 502)</w:t>
+        <w:t>36氪(no entries)</w:t>
       </w:r>
     </w:p>
     <w:p>
